--- a/sis/Laboratornaya rabota N5___.docx
+++ b/sis/Laboratornaya rabota N5___.docx
@@ -43,9 +43,18 @@
           <w:sz w:val="24"/>
           <w:szCs w:val="24"/>
         </w:rPr>
-        <w:t xml:space="preserve">«Восстановление удаленных файлов с помощью </w:t>
-      </w:r>
-      <w:proofErr w:type="spellStart"/>
+        <w:t>«Восстановление удаленных файлов с помощью Recuva»</w:t>
+      </w:r>
+    </w:p>
+    <w:p>
+      <w:pPr>
+        <w:jc w:val="both"/>
+        <w:rPr>
+          <w:rFonts w:ascii="Times New Roman" w:hAnsi="Times New Roman" w:cs="Times New Roman"/>
+          <w:sz w:val="24"/>
+          <w:szCs w:val="24"/>
+        </w:rPr>
+      </w:pPr>
       <w:r>
         <w:rPr>
           <w:rFonts w:ascii="Times New Roman" w:hAnsi="Times New Roman" w:cs="Times New Roman"/>
@@ -54,37 +63,6 @@
           <w:sz w:val="24"/>
           <w:szCs w:val="24"/>
         </w:rPr>
-        <w:t>Recuva</w:t>
-      </w:r>
-      <w:proofErr w:type="spellEnd"/>
-      <w:r>
-        <w:rPr>
-          <w:rFonts w:ascii="Times New Roman" w:hAnsi="Times New Roman" w:cs="Times New Roman"/>
-          <w:b/>
-          <w:bCs/>
-          <w:sz w:val="24"/>
-          <w:szCs w:val="24"/>
-        </w:rPr>
-        <w:t>»</w:t>
-      </w:r>
-    </w:p>
-    <w:p>
-      <w:pPr>
-        <w:jc w:val="both"/>
-        <w:rPr>
-          <w:rFonts w:ascii="Times New Roman" w:hAnsi="Times New Roman" w:cs="Times New Roman"/>
-          <w:sz w:val="24"/>
-          <w:szCs w:val="24"/>
-        </w:rPr>
-      </w:pPr>
-      <w:r>
-        <w:rPr>
-          <w:rFonts w:ascii="Times New Roman" w:hAnsi="Times New Roman" w:cs="Times New Roman"/>
-          <w:b/>
-          <w:bCs/>
-          <w:sz w:val="24"/>
-          <w:szCs w:val="24"/>
-        </w:rPr>
         <w:t>Цель работы:</w:t>
       </w:r>
       <w:r>
@@ -93,25 +71,7 @@
           <w:sz w:val="24"/>
           <w:szCs w:val="24"/>
         </w:rPr>
-        <w:t xml:space="preserve"> Научиться восстанавливать случайно удаленные файлы на компьютере с помощью бесплатной программы </w:t>
-      </w:r>
-      <w:proofErr w:type="spellStart"/>
-      <w:r>
-        <w:rPr>
-          <w:rFonts w:ascii="Times New Roman" w:hAnsi="Times New Roman" w:cs="Times New Roman"/>
-          <w:sz w:val="24"/>
-          <w:szCs w:val="24"/>
-        </w:rPr>
-        <w:t>Recuva</w:t>
-      </w:r>
-      <w:proofErr w:type="spellEnd"/>
-      <w:r>
-        <w:rPr>
-          <w:rFonts w:ascii="Times New Roman" w:hAnsi="Times New Roman" w:cs="Times New Roman"/>
-          <w:sz w:val="24"/>
-          <w:szCs w:val="24"/>
-        </w:rPr>
-        <w:t>.</w:t>
+        <w:t xml:space="preserve"> Научиться восстанавливать случайно удаленные файлы на компьютере с помощью бесплатной программы Recuva.</w:t>
       </w:r>
     </w:p>
     <w:p>
@@ -193,25 +153,7 @@
           <w:sz w:val="24"/>
           <w:szCs w:val="24"/>
         </w:rPr>
-        <w:t xml:space="preserve">Бесплатная программа </w:t>
-      </w:r>
-      <w:proofErr w:type="spellStart"/>
-      <w:r>
-        <w:rPr>
-          <w:rFonts w:ascii="Times New Roman" w:hAnsi="Times New Roman" w:cs="Times New Roman"/>
-          <w:sz w:val="24"/>
-          <w:szCs w:val="24"/>
-        </w:rPr>
-        <w:t>Recuva</w:t>
-      </w:r>
-      <w:proofErr w:type="spellEnd"/>
-      <w:r>
-        <w:rPr>
-          <w:rFonts w:ascii="Times New Roman" w:hAnsi="Times New Roman" w:cs="Times New Roman"/>
-          <w:sz w:val="24"/>
-          <w:szCs w:val="24"/>
-        </w:rPr>
-        <w:t>.</w:t>
+        <w:t>Бесплатная программа Recuva.</w:t>
       </w:r>
     </w:p>
     <w:p>
@@ -287,25 +229,7 @@
           <w:sz w:val="24"/>
           <w:szCs w:val="24"/>
         </w:rPr>
-        <w:t xml:space="preserve">Запустите виртуальную машину с установленной ОС Windows 10 в </w:t>
-      </w:r>
-      <w:proofErr w:type="spellStart"/>
-      <w:r>
-        <w:rPr>
-          <w:rFonts w:ascii="Times New Roman" w:hAnsi="Times New Roman" w:cs="Times New Roman"/>
-          <w:sz w:val="24"/>
-          <w:szCs w:val="24"/>
-        </w:rPr>
-        <w:t>VirtualBox</w:t>
-      </w:r>
-      <w:proofErr w:type="spellEnd"/>
-      <w:r>
-        <w:rPr>
-          <w:rFonts w:ascii="Times New Roman" w:hAnsi="Times New Roman" w:cs="Times New Roman"/>
-          <w:sz w:val="24"/>
-          <w:szCs w:val="24"/>
-        </w:rPr>
-        <w:t>.</w:t>
+        <w:t>Запустите виртуальную машину с установленной ОС Windows 10 в VirtualBox.</w:t>
       </w:r>
     </w:p>
     <w:p>
@@ -321,6 +245,7 @@
       <w:r>
         <w:rPr>
           <w:rFonts w:ascii="Times New Roman" w:hAnsi="Times New Roman" w:cs="Times New Roman"/>
+          <w:noProof/>
           <w:sz w:val="24"/>
           <w:szCs w:val="24"/>
         </w:rPr>
@@ -385,25 +310,7 @@
           <w:szCs w:val="24"/>
         </w:rPr>
         <w:lastRenderedPageBreak/>
-        <w:t xml:space="preserve">Скачайте и установите бесплатную версию программы </w:t>
-      </w:r>
-      <w:proofErr w:type="spellStart"/>
-      <w:r>
-        <w:rPr>
-          <w:rFonts w:ascii="Times New Roman" w:hAnsi="Times New Roman" w:cs="Times New Roman"/>
-          <w:sz w:val="24"/>
-          <w:szCs w:val="24"/>
-        </w:rPr>
-        <w:t>Recuva</w:t>
-      </w:r>
-      <w:proofErr w:type="spellEnd"/>
-      <w:r>
-        <w:rPr>
-          <w:rFonts w:ascii="Times New Roman" w:hAnsi="Times New Roman" w:cs="Times New Roman"/>
-          <w:sz w:val="24"/>
-          <w:szCs w:val="24"/>
-        </w:rPr>
-        <w:t>.</w:t>
+        <w:t>Скачайте и установите бесплатную версию программы Recuva.</w:t>
       </w:r>
     </w:p>
     <w:p>
@@ -419,6 +326,7 @@
       <w:r>
         <w:rPr>
           <w:rFonts w:ascii="Times New Roman" w:hAnsi="Times New Roman" w:cs="Times New Roman"/>
+          <w:noProof/>
           <w:sz w:val="24"/>
           <w:szCs w:val="24"/>
         </w:rPr>
@@ -503,25 +411,7 @@
           <w:sz w:val="24"/>
           <w:szCs w:val="24"/>
         </w:rPr>
-        <w:t>Создайте на рабочем столе папку с именем «</w:t>
-      </w:r>
-      <w:proofErr w:type="spellStart"/>
-      <w:r>
-        <w:rPr>
-          <w:rFonts w:ascii="Times New Roman" w:hAnsi="Times New Roman" w:cs="Times New Roman"/>
-          <w:sz w:val="24"/>
-          <w:szCs w:val="24"/>
-        </w:rPr>
-        <w:t>TestFiles</w:t>
-      </w:r>
-      <w:proofErr w:type="spellEnd"/>
-      <w:r>
-        <w:rPr>
-          <w:rFonts w:ascii="Times New Roman" w:hAnsi="Times New Roman" w:cs="Times New Roman"/>
-          <w:sz w:val="24"/>
-          <w:szCs w:val="24"/>
-        </w:rPr>
-        <w:t>».</w:t>
+        <w:t>Создайте на рабочем столе папку с именем «TestFiles».</w:t>
       </w:r>
     </w:p>
     <w:p>
@@ -537,6 +427,7 @@
       <w:r>
         <w:rPr>
           <w:rFonts w:ascii="Times New Roman" w:hAnsi="Times New Roman" w:cs="Times New Roman"/>
+          <w:noProof/>
           <w:sz w:val="24"/>
           <w:szCs w:val="24"/>
         </w:rPr>
@@ -601,61 +492,7 @@
           <w:szCs w:val="24"/>
         </w:rPr>
         <w:lastRenderedPageBreak/>
-        <w:t xml:space="preserve">Внутри папки создайте несколько файлов разных форматов (например, </w:t>
-      </w:r>
-      <w:proofErr w:type="spellStart"/>
-      <w:r>
-        <w:rPr>
-          <w:rFonts w:ascii="Times New Roman" w:hAnsi="Times New Roman" w:cs="Times New Roman"/>
-          <w:sz w:val="24"/>
-          <w:szCs w:val="24"/>
-        </w:rPr>
-        <w:t>docx</w:t>
-      </w:r>
-      <w:proofErr w:type="spellEnd"/>
-      <w:r>
-        <w:rPr>
-          <w:rFonts w:ascii="Times New Roman" w:hAnsi="Times New Roman" w:cs="Times New Roman"/>
-          <w:sz w:val="24"/>
-          <w:szCs w:val="24"/>
-        </w:rPr>
-        <w:t xml:space="preserve">, </w:t>
-      </w:r>
-      <w:proofErr w:type="spellStart"/>
-      <w:r>
-        <w:rPr>
-          <w:rFonts w:ascii="Times New Roman" w:hAnsi="Times New Roman" w:cs="Times New Roman"/>
-          <w:sz w:val="24"/>
-          <w:szCs w:val="24"/>
-        </w:rPr>
-        <w:t>txt</w:t>
-      </w:r>
-      <w:proofErr w:type="spellEnd"/>
-      <w:r>
-        <w:rPr>
-          <w:rFonts w:ascii="Times New Roman" w:hAnsi="Times New Roman" w:cs="Times New Roman"/>
-          <w:sz w:val="24"/>
-          <w:szCs w:val="24"/>
-        </w:rPr>
-        <w:t xml:space="preserve">, </w:t>
-      </w:r>
-      <w:proofErr w:type="spellStart"/>
-      <w:r>
-        <w:rPr>
-          <w:rFonts w:ascii="Times New Roman" w:hAnsi="Times New Roman" w:cs="Times New Roman"/>
-          <w:sz w:val="24"/>
-          <w:szCs w:val="24"/>
-        </w:rPr>
-        <w:t>jpg</w:t>
-      </w:r>
-      <w:proofErr w:type="spellEnd"/>
-      <w:r>
-        <w:rPr>
-          <w:rFonts w:ascii="Times New Roman" w:hAnsi="Times New Roman" w:cs="Times New Roman"/>
-          <w:sz w:val="24"/>
-          <w:szCs w:val="24"/>
-        </w:rPr>
-        <w:t>).</w:t>
+        <w:t>Внутри папки создайте несколько файлов разных форматов (например, docx, txt, jpg).</w:t>
       </w:r>
     </w:p>
     <w:p>
@@ -671,6 +508,7 @@
       <w:r>
         <w:rPr>
           <w:rFonts w:ascii="Times New Roman" w:hAnsi="Times New Roman" w:cs="Times New Roman"/>
+          <w:noProof/>
           <w:sz w:val="24"/>
           <w:szCs w:val="24"/>
         </w:rPr>
@@ -755,25 +593,7 @@
           <w:sz w:val="24"/>
           <w:szCs w:val="24"/>
         </w:rPr>
-        <w:t>Удалите папку «</w:t>
-      </w:r>
-      <w:proofErr w:type="spellStart"/>
-      <w:r>
-        <w:rPr>
-          <w:rFonts w:ascii="Times New Roman" w:hAnsi="Times New Roman" w:cs="Times New Roman"/>
-          <w:sz w:val="24"/>
-          <w:szCs w:val="24"/>
-        </w:rPr>
-        <w:t>TestFiles</w:t>
-      </w:r>
-      <w:proofErr w:type="spellEnd"/>
-      <w:r>
-        <w:rPr>
-          <w:rFonts w:ascii="Times New Roman" w:hAnsi="Times New Roman" w:cs="Times New Roman"/>
-          <w:sz w:val="24"/>
-          <w:szCs w:val="24"/>
-        </w:rPr>
-        <w:t>» с рабочего стола (удалите также из корзины).</w:t>
+        <w:t>Удалите папку «TestFiles» с рабочего стола (удалите также из корзины).</w:t>
       </w:r>
     </w:p>
     <w:p>
@@ -789,6 +609,7 @@
       <w:r>
         <w:rPr>
           <w:rFonts w:ascii="Times New Roman" w:hAnsi="Times New Roman" w:cs="Times New Roman"/>
+          <w:noProof/>
           <w:sz w:val="24"/>
           <w:szCs w:val="24"/>
         </w:rPr>
@@ -874,25 +695,7 @@
           <w:sz w:val="24"/>
           <w:szCs w:val="24"/>
         </w:rPr>
-        <w:t xml:space="preserve">Запустите программу </w:t>
-      </w:r>
-      <w:proofErr w:type="spellStart"/>
-      <w:r>
-        <w:rPr>
-          <w:rFonts w:ascii="Times New Roman" w:hAnsi="Times New Roman" w:cs="Times New Roman"/>
-          <w:sz w:val="24"/>
-          <w:szCs w:val="24"/>
-        </w:rPr>
-        <w:t>Recuva</w:t>
-      </w:r>
-      <w:proofErr w:type="spellEnd"/>
-      <w:r>
-        <w:rPr>
-          <w:rFonts w:ascii="Times New Roman" w:hAnsi="Times New Roman" w:cs="Times New Roman"/>
-          <w:sz w:val="24"/>
-          <w:szCs w:val="24"/>
-        </w:rPr>
-        <w:t>.</w:t>
+        <w:t>Запустите программу Recuva.</w:t>
       </w:r>
     </w:p>
     <w:p>
@@ -908,6 +711,7 @@
       <w:r>
         <w:rPr>
           <w:rFonts w:ascii="Times New Roman" w:hAnsi="Times New Roman" w:cs="Times New Roman"/>
+          <w:noProof/>
           <w:sz w:val="24"/>
           <w:szCs w:val="24"/>
         </w:rPr>
@@ -977,6 +781,67 @@
     </w:p>
     <w:p>
       <w:pPr>
+        <w:numPr>
+          <w:ilvl w:val="1"/>
+          <w:numId w:val="1"/>
+        </w:numPr>
+        <w:tabs>
+          <w:tab w:val="clear" w:pos="1440"/>
+        </w:tabs>
+        <w:ind w:left="0" w:firstLine="851"/>
+        <w:jc w:val="both"/>
+        <w:rPr>
+          <w:rFonts w:ascii="Times New Roman" w:hAnsi="Times New Roman" w:cs="Times New Roman"/>
+          <w:sz w:val="24"/>
+          <w:szCs w:val="24"/>
+        </w:rPr>
+      </w:pPr>
+      <w:r>
+        <w:rPr>
+          <w:rFonts w:ascii="Times New Roman" w:hAnsi="Times New Roman" w:cs="Times New Roman"/>
+          <w:sz w:val="24"/>
+          <w:szCs w:val="24"/>
+        </w:rPr>
+        <w:lastRenderedPageBreak/>
+        <w:drawing>
+          <wp:inline distT="0" distB="0" distL="0" distR="0" wp14:anchorId="2CC01316" wp14:editId="5FA90ABB">
+            <wp:extent cx="2705478" cy="4029637"/>
+            <wp:effectExtent l="0" t="0" r="0" b="0"/>
+            <wp:docPr id="306853311" name="Рисунок 1"/>
+            <wp:cNvGraphicFramePr>
+              <a:graphicFrameLocks xmlns:a="http://schemas.openxmlformats.org/drawingml/2006/main" noChangeAspect="1"/>
+            </wp:cNvGraphicFramePr>
+            <a:graphic xmlns:a="http://schemas.openxmlformats.org/drawingml/2006/main">
+              <a:graphicData uri="http://schemas.openxmlformats.org/drawingml/2006/picture">
+                <pic:pic xmlns:pic="http://schemas.openxmlformats.org/drawingml/2006/picture">
+                  <pic:nvPicPr>
+                    <pic:cNvPr id="306853311" name=""/>
+                    <pic:cNvPicPr/>
+                  </pic:nvPicPr>
+                  <pic:blipFill>
+                    <a:blip r:embed="rId11"/>
+                    <a:stretch>
+                      <a:fillRect/>
+                    </a:stretch>
+                  </pic:blipFill>
+                  <pic:spPr>
+                    <a:xfrm>
+                      <a:off x="0" y="0"/>
+                      <a:ext cx="2705478" cy="4029637"/>
+                    </a:xfrm>
+                    <a:prstGeom prst="rect">
+                      <a:avLst/>
+                    </a:prstGeom>
+                  </pic:spPr>
+                </pic:pic>
+              </a:graphicData>
+            </a:graphic>
+          </wp:inline>
+        </w:drawing>
+      </w:r>
+    </w:p>
+    <w:p>
+      <w:pPr>
         <w:pStyle w:val="a3"/>
         <w:numPr>
           <w:ilvl w:val="0"/>
@@ -1030,7 +895,6 @@
         </w:rPr>
         <w:t xml:space="preserve"> [</w:t>
       </w:r>
-      <w:proofErr w:type="spellStart"/>
       <w:r>
         <w:rPr>
           <w:rFonts w:ascii="Consolas" w:eastAsia="Times New Roman" w:hAnsi="Consolas" w:cs="Times New Roman"/>
@@ -1043,7 +907,6 @@
         </w:rPr>
         <w:t>int</w:t>
       </w:r>
-      <w:proofErr w:type="spellEnd"/>
       <w:r>
         <w:rPr>
           <w:rFonts w:ascii="Consolas" w:eastAsia="Times New Roman" w:hAnsi="Consolas" w:cs="Times New Roman"/>
@@ -1056,7 +919,6 @@
         </w:rPr>
         <w:t xml:space="preserve">(i) </w:t>
       </w:r>
-      <w:proofErr w:type="spellStart"/>
       <w:r>
         <w:rPr>
           <w:rFonts w:ascii="Consolas" w:eastAsia="Times New Roman" w:hAnsi="Consolas" w:cs="Times New Roman"/>
@@ -1069,7 +931,6 @@
         </w:rPr>
         <w:t>for</w:t>
       </w:r>
-      <w:proofErr w:type="spellEnd"/>
       <w:r>
         <w:rPr>
           <w:rFonts w:ascii="Consolas" w:eastAsia="Times New Roman" w:hAnsi="Consolas" w:cs="Times New Roman"/>
@@ -1082,8 +943,6 @@
         </w:rPr>
         <w:t xml:space="preserve"> i </w:t>
       </w:r>
-      <w:proofErr w:type="spellStart"/>
-      <w:proofErr w:type="gramStart"/>
       <w:r>
         <w:rPr>
           <w:rFonts w:ascii="Consolas" w:eastAsia="Times New Roman" w:hAnsi="Consolas" w:cs="Times New Roman"/>
@@ -1096,7 +955,6 @@
         </w:rPr>
         <w:t>input</w:t>
       </w:r>
-      <w:proofErr w:type="spellEnd"/>
       <w:r>
         <w:rPr>
           <w:rFonts w:ascii="Consolas" w:eastAsia="Times New Roman" w:hAnsi="Consolas" w:cs="Times New Roman"/>
@@ -1109,7 +967,6 @@
         </w:rPr>
         <w:t>(</w:t>
       </w:r>
-      <w:proofErr w:type="gramEnd"/>
       <w:r>
         <w:rPr>
           <w:rFonts w:ascii="Consolas" w:eastAsia="Times New Roman" w:hAnsi="Consolas" w:cs="Times New Roman"/>
@@ -1120,73 +977,19 @@
           <w:lang w:eastAsia="ru-RU"/>
           <w14:ligatures w14:val="none"/>
         </w:rPr>
-        <w:t xml:space="preserve">"Введите </w:t>
-      </w:r>
-      <w:proofErr w:type="spellStart"/>
-      <w:r>
-        <w:rPr>
-          <w:rFonts w:ascii="Consolas" w:eastAsia="Times New Roman" w:hAnsi="Consolas" w:cs="Times New Roman"/>
-          <w:color w:val="CE9178"/>
-          <w:kern w:val="0"/>
-          <w:sz w:val="21"/>
-          <w:szCs w:val="21"/>
-          <w:lang w:eastAsia="ru-RU"/>
-          <w14:ligatures w14:val="none"/>
-        </w:rPr>
-        <w:t>коэффиценты</w:t>
-      </w:r>
-      <w:proofErr w:type="spellEnd"/>
-      <w:r>
-        <w:rPr>
-          <w:rFonts w:ascii="Consolas" w:eastAsia="Times New Roman" w:hAnsi="Consolas" w:cs="Times New Roman"/>
-          <w:color w:val="CE9178"/>
-          <w:kern w:val="0"/>
-          <w:sz w:val="21"/>
-          <w:szCs w:val="21"/>
-          <w:lang w:eastAsia="ru-RU"/>
-          <w14:ligatures w14:val="none"/>
-        </w:rPr>
-        <w:t xml:space="preserve"> первого уравнения: "</w:t>
-      </w:r>
-      <w:proofErr w:type="gramStart"/>
-      <w:r>
-        <w:rPr>
-          <w:rFonts w:ascii="Consolas" w:eastAsia="Times New Roman" w:hAnsi="Consolas" w:cs="Times New Roman"/>
-          <w:color w:val="CCCCCC"/>
-          <w:kern w:val="0"/>
-          <w:sz w:val="21"/>
-          <w:szCs w:val="21"/>
-          <w:lang w:eastAsia="ru-RU"/>
-          <w14:ligatures w14:val="none"/>
-        </w:rPr>
-        <w:t>).</w:t>
-      </w:r>
-      <w:proofErr w:type="spellStart"/>
-      <w:r>
-        <w:rPr>
-          <w:rFonts w:ascii="Consolas" w:eastAsia="Times New Roman" w:hAnsi="Consolas" w:cs="Times New Roman"/>
-          <w:color w:val="CCCCCC"/>
-          <w:kern w:val="0"/>
-          <w:sz w:val="21"/>
-          <w:szCs w:val="21"/>
-          <w:lang w:eastAsia="ru-RU"/>
-          <w14:ligatures w14:val="none"/>
-        </w:rPr>
-        <w:t>split</w:t>
-      </w:r>
-      <w:proofErr w:type="spellEnd"/>
-      <w:proofErr w:type="gramEnd"/>
-      <w:r>
-        <w:rPr>
-          <w:rFonts w:ascii="Consolas" w:eastAsia="Times New Roman" w:hAnsi="Consolas" w:cs="Times New Roman"/>
-          <w:color w:val="CCCCCC"/>
-          <w:kern w:val="0"/>
-          <w:sz w:val="21"/>
-          <w:szCs w:val="21"/>
-          <w:lang w:eastAsia="ru-RU"/>
-          <w14:ligatures w14:val="none"/>
-        </w:rPr>
-        <w:t>()]</w:t>
+        <w:t>"Введите коэффиценты первого уравнения: "</w:t>
+      </w:r>
+      <w:r>
+        <w:rPr>
+          <w:rFonts w:ascii="Consolas" w:eastAsia="Times New Roman" w:hAnsi="Consolas" w:cs="Times New Roman"/>
+          <w:color w:val="CCCCCC"/>
+          <w:kern w:val="0"/>
+          <w:sz w:val="21"/>
+          <w:szCs w:val="21"/>
+          <w:lang w:eastAsia="ru-RU"/>
+          <w14:ligatures w14:val="none"/>
+        </w:rPr>
+        <w:t>).split()]</w:t>
       </w:r>
     </w:p>
     <w:p>
@@ -1220,7 +1023,6 @@
         </w:rPr>
         <w:t>a2, b2, c2 = [</w:t>
       </w:r>
-      <w:proofErr w:type="spellStart"/>
       <w:r>
         <w:rPr>
           <w:rFonts w:ascii="Consolas" w:eastAsia="Times New Roman" w:hAnsi="Consolas" w:cs="Times New Roman"/>
@@ -1233,7 +1035,6 @@
         </w:rPr>
         <w:t>int</w:t>
       </w:r>
-      <w:proofErr w:type="spellEnd"/>
       <w:r>
         <w:rPr>
           <w:rFonts w:ascii="Consolas" w:eastAsia="Times New Roman" w:hAnsi="Consolas" w:cs="Times New Roman"/>
@@ -1246,7 +1047,6 @@
         </w:rPr>
         <w:t xml:space="preserve">(i) </w:t>
       </w:r>
-      <w:proofErr w:type="spellStart"/>
       <w:r>
         <w:rPr>
           <w:rFonts w:ascii="Consolas" w:eastAsia="Times New Roman" w:hAnsi="Consolas" w:cs="Times New Roman"/>
@@ -1259,7 +1059,6 @@
         </w:rPr>
         <w:t>for</w:t>
       </w:r>
-      <w:proofErr w:type="spellEnd"/>
       <w:r>
         <w:rPr>
           <w:rFonts w:ascii="Consolas" w:eastAsia="Times New Roman" w:hAnsi="Consolas" w:cs="Times New Roman"/>
@@ -1272,8 +1071,6 @@
         </w:rPr>
         <w:t xml:space="preserve"> i </w:t>
       </w:r>
-      <w:proofErr w:type="spellStart"/>
-      <w:proofErr w:type="gramStart"/>
       <w:r>
         <w:rPr>
           <w:rFonts w:ascii="Consolas" w:eastAsia="Times New Roman" w:hAnsi="Consolas" w:cs="Times New Roman"/>
@@ -1286,7 +1083,6 @@
         </w:rPr>
         <w:t>input</w:t>
       </w:r>
-      <w:proofErr w:type="spellEnd"/>
       <w:r>
         <w:rPr>
           <w:rFonts w:ascii="Consolas" w:eastAsia="Times New Roman" w:hAnsi="Consolas" w:cs="Times New Roman"/>
@@ -1299,7 +1095,6 @@
         </w:rPr>
         <w:t>(</w:t>
       </w:r>
-      <w:proofErr w:type="gramEnd"/>
       <w:r>
         <w:rPr>
           <w:rFonts w:ascii="Consolas" w:eastAsia="Times New Roman" w:hAnsi="Consolas" w:cs="Times New Roman"/>
@@ -1310,73 +1105,19 @@
           <w:lang w:eastAsia="ru-RU"/>
           <w14:ligatures w14:val="none"/>
         </w:rPr>
-        <w:t xml:space="preserve">"Введите </w:t>
-      </w:r>
-      <w:proofErr w:type="spellStart"/>
-      <w:r>
-        <w:rPr>
-          <w:rFonts w:ascii="Consolas" w:eastAsia="Times New Roman" w:hAnsi="Consolas" w:cs="Times New Roman"/>
-          <w:color w:val="CE9178"/>
-          <w:kern w:val="0"/>
-          <w:sz w:val="21"/>
-          <w:szCs w:val="21"/>
-          <w:lang w:eastAsia="ru-RU"/>
-          <w14:ligatures w14:val="none"/>
-        </w:rPr>
-        <w:t>коэффиценты</w:t>
-      </w:r>
-      <w:proofErr w:type="spellEnd"/>
-      <w:r>
-        <w:rPr>
-          <w:rFonts w:ascii="Consolas" w:eastAsia="Times New Roman" w:hAnsi="Consolas" w:cs="Times New Roman"/>
-          <w:color w:val="CE9178"/>
-          <w:kern w:val="0"/>
-          <w:sz w:val="21"/>
-          <w:szCs w:val="21"/>
-          <w:lang w:eastAsia="ru-RU"/>
-          <w14:ligatures w14:val="none"/>
-        </w:rPr>
-        <w:t xml:space="preserve"> первого уравнения: "</w:t>
-      </w:r>
-      <w:proofErr w:type="gramStart"/>
-      <w:r>
-        <w:rPr>
-          <w:rFonts w:ascii="Consolas" w:eastAsia="Times New Roman" w:hAnsi="Consolas" w:cs="Times New Roman"/>
-          <w:color w:val="CCCCCC"/>
-          <w:kern w:val="0"/>
-          <w:sz w:val="21"/>
-          <w:szCs w:val="21"/>
-          <w:lang w:eastAsia="ru-RU"/>
-          <w14:ligatures w14:val="none"/>
-        </w:rPr>
-        <w:t>).</w:t>
-      </w:r>
-      <w:proofErr w:type="spellStart"/>
-      <w:r>
-        <w:rPr>
-          <w:rFonts w:ascii="Consolas" w:eastAsia="Times New Roman" w:hAnsi="Consolas" w:cs="Times New Roman"/>
-          <w:color w:val="CCCCCC"/>
-          <w:kern w:val="0"/>
-          <w:sz w:val="21"/>
-          <w:szCs w:val="21"/>
-          <w:lang w:eastAsia="ru-RU"/>
-          <w14:ligatures w14:val="none"/>
-        </w:rPr>
-        <w:t>split</w:t>
-      </w:r>
-      <w:proofErr w:type="spellEnd"/>
-      <w:proofErr w:type="gramEnd"/>
-      <w:r>
-        <w:rPr>
-          <w:rFonts w:ascii="Consolas" w:eastAsia="Times New Roman" w:hAnsi="Consolas" w:cs="Times New Roman"/>
-          <w:color w:val="CCCCCC"/>
-          <w:kern w:val="0"/>
-          <w:sz w:val="21"/>
-          <w:szCs w:val="21"/>
-          <w:lang w:eastAsia="ru-RU"/>
-          <w14:ligatures w14:val="none"/>
-        </w:rPr>
-        <w:t>()]</w:t>
+        <w:t>"Введите коэффиценты первого уравнения: "</w:t>
+      </w:r>
+      <w:r>
+        <w:rPr>
+          <w:rFonts w:ascii="Consolas" w:eastAsia="Times New Roman" w:hAnsi="Consolas" w:cs="Times New Roman"/>
+          <w:color w:val="CCCCCC"/>
+          <w:kern w:val="0"/>
+          <w:sz w:val="21"/>
+          <w:szCs w:val="21"/>
+          <w:lang w:eastAsia="ru-RU"/>
+          <w14:ligatures w14:val="none"/>
+        </w:rPr>
+        <w:t>).split()]</w:t>
       </w:r>
     </w:p>
     <w:p>
@@ -1522,31 +1263,17 @@
           <w14:ligatures w14:val="none"/>
         </w:rPr>
       </w:pPr>
-      <w:proofErr w:type="spellStart"/>
-      <w:r>
-        <w:rPr>
-          <w:rFonts w:ascii="Consolas" w:eastAsia="Times New Roman" w:hAnsi="Consolas" w:cs="Times New Roman"/>
-          <w:color w:val="CCCCCC"/>
-          <w:kern w:val="0"/>
-          <w:sz w:val="21"/>
-          <w:szCs w:val="21"/>
-          <w:lang w:eastAsia="ru-RU"/>
-          <w14:ligatures w14:val="none"/>
-        </w:rPr>
-        <w:t>dx</w:t>
-      </w:r>
-      <w:proofErr w:type="spellEnd"/>
-      <w:r>
-        <w:rPr>
-          <w:rFonts w:ascii="Consolas" w:eastAsia="Times New Roman" w:hAnsi="Consolas" w:cs="Times New Roman"/>
-          <w:color w:val="CCCCCC"/>
-          <w:kern w:val="0"/>
-          <w:sz w:val="21"/>
-          <w:szCs w:val="21"/>
-          <w:lang w:eastAsia="ru-RU"/>
-          <w14:ligatures w14:val="none"/>
-        </w:rPr>
-        <w:t xml:space="preserve"> = c1</w:t>
+      <w:r>
+        <w:rPr>
+          <w:rFonts w:ascii="Consolas" w:eastAsia="Times New Roman" w:hAnsi="Consolas" w:cs="Times New Roman"/>
+          <w:color w:val="CCCCCC"/>
+          <w:kern w:val="0"/>
+          <w:sz w:val="21"/>
+          <w:szCs w:val="21"/>
+          <w:lang w:eastAsia="ru-RU"/>
+          <w14:ligatures w14:val="none"/>
+        </w:rPr>
+        <w:t>dx = c1</w:t>
       </w:r>
       <w:r>
         <w:rPr>
@@ -1640,31 +1367,17 @@
           <w14:ligatures w14:val="none"/>
         </w:rPr>
       </w:pPr>
-      <w:proofErr w:type="spellStart"/>
-      <w:r>
-        <w:rPr>
-          <w:rFonts w:ascii="Consolas" w:eastAsia="Times New Roman" w:hAnsi="Consolas" w:cs="Times New Roman"/>
-          <w:color w:val="CCCCCC"/>
-          <w:kern w:val="0"/>
-          <w:sz w:val="21"/>
-          <w:szCs w:val="21"/>
-          <w:lang w:eastAsia="ru-RU"/>
-          <w14:ligatures w14:val="none"/>
-        </w:rPr>
-        <w:t>dy</w:t>
-      </w:r>
-      <w:proofErr w:type="spellEnd"/>
-      <w:r>
-        <w:rPr>
-          <w:rFonts w:ascii="Consolas" w:eastAsia="Times New Roman" w:hAnsi="Consolas" w:cs="Times New Roman"/>
-          <w:color w:val="CCCCCC"/>
-          <w:kern w:val="0"/>
-          <w:sz w:val="21"/>
-          <w:szCs w:val="21"/>
-          <w:lang w:eastAsia="ru-RU"/>
-          <w14:ligatures w14:val="none"/>
-        </w:rPr>
-        <w:t xml:space="preserve"> = a1</w:t>
+      <w:r>
+        <w:rPr>
+          <w:rFonts w:ascii="Consolas" w:eastAsia="Times New Roman" w:hAnsi="Consolas" w:cs="Times New Roman"/>
+          <w:color w:val="CCCCCC"/>
+          <w:kern w:val="0"/>
+          <w:sz w:val="21"/>
+          <w:szCs w:val="21"/>
+          <w:lang w:eastAsia="ru-RU"/>
+          <w14:ligatures w14:val="none"/>
+        </w:rPr>
+        <w:t>dy = a1</w:t>
       </w:r>
       <w:r>
         <w:rPr>
@@ -1778,7 +1491,6 @@
           <w14:ligatures w14:val="none"/>
         </w:rPr>
       </w:pPr>
-      <w:proofErr w:type="spellStart"/>
       <w:r>
         <w:rPr>
           <w:rFonts w:ascii="Consolas" w:eastAsia="Times New Roman" w:hAnsi="Consolas" w:cs="Times New Roman"/>
@@ -1791,31 +1503,17 @@
         </w:rPr>
         <w:t>if</w:t>
       </w:r>
-      <w:proofErr w:type="spellEnd"/>
-      <w:r>
-        <w:rPr>
-          <w:rFonts w:ascii="Consolas" w:eastAsia="Times New Roman" w:hAnsi="Consolas" w:cs="Times New Roman"/>
-          <w:color w:val="CCCCCC"/>
-          <w:kern w:val="0"/>
-          <w:sz w:val="21"/>
-          <w:szCs w:val="21"/>
-          <w:lang w:eastAsia="ru-RU"/>
-          <w14:ligatures w14:val="none"/>
-        </w:rPr>
-        <w:t xml:space="preserve"> (</w:t>
-      </w:r>
-      <w:proofErr w:type="gramStart"/>
-      <w:r>
-        <w:rPr>
-          <w:rFonts w:ascii="Consolas" w:eastAsia="Times New Roman" w:hAnsi="Consolas" w:cs="Times New Roman"/>
-          <w:color w:val="CCCCCC"/>
-          <w:kern w:val="0"/>
-          <w:sz w:val="21"/>
-          <w:szCs w:val="21"/>
-          <w:lang w:eastAsia="ru-RU"/>
-          <w14:ligatures w14:val="none"/>
-        </w:rPr>
-        <w:t xml:space="preserve">d </w:t>
+      <w:r>
+        <w:rPr>
+          <w:rFonts w:ascii="Consolas" w:eastAsia="Times New Roman" w:hAnsi="Consolas" w:cs="Times New Roman"/>
+          <w:color w:val="CCCCCC"/>
+          <w:kern w:val="0"/>
+          <w:sz w:val="21"/>
+          <w:szCs w:val="21"/>
+          <w:lang w:eastAsia="ru-RU"/>
+          <w14:ligatures w14:val="none"/>
+        </w:rPr>
+        <w:t xml:space="preserve"> (d </w:t>
       </w:r>
       <w:r>
         <w:rPr>
@@ -1827,20 +1525,7 @@
           <w:lang w:eastAsia="ru-RU"/>
           <w14:ligatures w14:val="none"/>
         </w:rPr>
-        <w:t>!</w:t>
-      </w:r>
-      <w:proofErr w:type="gramEnd"/>
-      <w:r>
-        <w:rPr>
-          <w:rFonts w:ascii="Consolas" w:eastAsia="Times New Roman" w:hAnsi="Consolas" w:cs="Times New Roman"/>
-          <w:color w:val="D4D4D4"/>
-          <w:kern w:val="0"/>
-          <w:sz w:val="21"/>
-          <w:szCs w:val="21"/>
-          <w:lang w:eastAsia="ru-RU"/>
-          <w14:ligatures w14:val="none"/>
-        </w:rPr>
-        <w:t>=</w:t>
+        <w:t>!=</w:t>
       </w:r>
       <w:r>
         <w:rPr>
@@ -1910,8 +1595,6 @@
         </w:rPr>
         <w:t xml:space="preserve">    x = </w:t>
       </w:r>
-      <w:proofErr w:type="spellStart"/>
-      <w:proofErr w:type="gramStart"/>
       <w:r>
         <w:rPr>
           <w:rFonts w:ascii="Consolas" w:eastAsia="Times New Roman" w:hAnsi="Consolas" w:cs="Times New Roman"/>
@@ -1924,31 +1607,17 @@
         </w:rPr>
         <w:t>round</w:t>
       </w:r>
-      <w:proofErr w:type="spellEnd"/>
-      <w:r>
-        <w:rPr>
-          <w:rFonts w:ascii="Consolas" w:eastAsia="Times New Roman" w:hAnsi="Consolas" w:cs="Times New Roman"/>
-          <w:color w:val="CCCCCC"/>
-          <w:kern w:val="0"/>
-          <w:sz w:val="21"/>
-          <w:szCs w:val="21"/>
-          <w:lang w:eastAsia="ru-RU"/>
-          <w14:ligatures w14:val="none"/>
-        </w:rPr>
-        <w:t>(</w:t>
-      </w:r>
-      <w:proofErr w:type="gramEnd"/>
-      <w:r>
-        <w:rPr>
-          <w:rFonts w:ascii="Consolas" w:eastAsia="Times New Roman" w:hAnsi="Consolas" w:cs="Times New Roman"/>
-          <w:color w:val="CCCCCC"/>
-          <w:kern w:val="0"/>
-          <w:sz w:val="21"/>
-          <w:szCs w:val="21"/>
-          <w:lang w:eastAsia="ru-RU"/>
-          <w14:ligatures w14:val="none"/>
-        </w:rPr>
-        <w:t xml:space="preserve">(d </w:t>
+      <w:r>
+        <w:rPr>
+          <w:rFonts w:ascii="Consolas" w:eastAsia="Times New Roman" w:hAnsi="Consolas" w:cs="Times New Roman"/>
+          <w:color w:val="CCCCCC"/>
+          <w:kern w:val="0"/>
+          <w:sz w:val="21"/>
+          <w:szCs w:val="21"/>
+          <w:lang w:eastAsia="ru-RU"/>
+          <w14:ligatures w14:val="none"/>
+        </w:rPr>
+        <w:t xml:space="preserve">((d </w:t>
       </w:r>
       <w:r>
         <w:rPr>
@@ -1972,33 +1641,7 @@
           <w:lang w:eastAsia="ru-RU"/>
           <w14:ligatures w14:val="none"/>
         </w:rPr>
-        <w:t xml:space="preserve"> </w:t>
-      </w:r>
-      <w:proofErr w:type="spellStart"/>
-      <w:r>
-        <w:rPr>
-          <w:rFonts w:ascii="Consolas" w:eastAsia="Times New Roman" w:hAnsi="Consolas" w:cs="Times New Roman"/>
-          <w:color w:val="CCCCCC"/>
-          <w:kern w:val="0"/>
-          <w:sz w:val="21"/>
-          <w:szCs w:val="21"/>
-          <w:lang w:eastAsia="ru-RU"/>
-          <w14:ligatures w14:val="none"/>
-        </w:rPr>
-        <w:t>dx</w:t>
-      </w:r>
-      <w:proofErr w:type="spellEnd"/>
-      <w:r>
-        <w:rPr>
-          <w:rFonts w:ascii="Consolas" w:eastAsia="Times New Roman" w:hAnsi="Consolas" w:cs="Times New Roman"/>
-          <w:color w:val="CCCCCC"/>
-          <w:kern w:val="0"/>
-          <w:sz w:val="21"/>
-          <w:szCs w:val="21"/>
-          <w:lang w:eastAsia="ru-RU"/>
-          <w14:ligatures w14:val="none"/>
-        </w:rPr>
-        <w:t xml:space="preserve">), </w:t>
+        <w:t xml:space="preserve"> dx), </w:t>
       </w:r>
       <w:r>
         <w:rPr>
@@ -2056,8 +1699,6 @@
         </w:rPr>
         <w:t xml:space="preserve">    y = </w:t>
       </w:r>
-      <w:proofErr w:type="spellStart"/>
-      <w:proofErr w:type="gramStart"/>
       <w:r>
         <w:rPr>
           <w:rFonts w:ascii="Consolas" w:eastAsia="Times New Roman" w:hAnsi="Consolas" w:cs="Times New Roman"/>
@@ -2070,31 +1711,17 @@
         </w:rPr>
         <w:t>round</w:t>
       </w:r>
-      <w:proofErr w:type="spellEnd"/>
-      <w:r>
-        <w:rPr>
-          <w:rFonts w:ascii="Consolas" w:eastAsia="Times New Roman" w:hAnsi="Consolas" w:cs="Times New Roman"/>
-          <w:color w:val="CCCCCC"/>
-          <w:kern w:val="0"/>
-          <w:sz w:val="21"/>
-          <w:szCs w:val="21"/>
-          <w:lang w:eastAsia="ru-RU"/>
-          <w14:ligatures w14:val="none"/>
-        </w:rPr>
-        <w:t>(</w:t>
-      </w:r>
-      <w:proofErr w:type="gramEnd"/>
-      <w:r>
-        <w:rPr>
-          <w:rFonts w:ascii="Consolas" w:eastAsia="Times New Roman" w:hAnsi="Consolas" w:cs="Times New Roman"/>
-          <w:color w:val="CCCCCC"/>
-          <w:kern w:val="0"/>
-          <w:sz w:val="21"/>
-          <w:szCs w:val="21"/>
-          <w:lang w:eastAsia="ru-RU"/>
-          <w14:ligatures w14:val="none"/>
-        </w:rPr>
-        <w:t xml:space="preserve">(d </w:t>
+      <w:r>
+        <w:rPr>
+          <w:rFonts w:ascii="Consolas" w:eastAsia="Times New Roman" w:hAnsi="Consolas" w:cs="Times New Roman"/>
+          <w:color w:val="CCCCCC"/>
+          <w:kern w:val="0"/>
+          <w:sz w:val="21"/>
+          <w:szCs w:val="21"/>
+          <w:lang w:eastAsia="ru-RU"/>
+          <w14:ligatures w14:val="none"/>
+        </w:rPr>
+        <w:t xml:space="preserve">((d </w:t>
       </w:r>
       <w:r>
         <w:rPr>
@@ -2118,33 +1745,7 @@
           <w:lang w:eastAsia="ru-RU"/>
           <w14:ligatures w14:val="none"/>
         </w:rPr>
-        <w:t xml:space="preserve"> </w:t>
-      </w:r>
-      <w:proofErr w:type="spellStart"/>
-      <w:r>
-        <w:rPr>
-          <w:rFonts w:ascii="Consolas" w:eastAsia="Times New Roman" w:hAnsi="Consolas" w:cs="Times New Roman"/>
-          <w:color w:val="CCCCCC"/>
-          <w:kern w:val="0"/>
-          <w:sz w:val="21"/>
-          <w:szCs w:val="21"/>
-          <w:lang w:eastAsia="ru-RU"/>
-          <w14:ligatures w14:val="none"/>
-        </w:rPr>
-        <w:t>dy</w:t>
-      </w:r>
-      <w:proofErr w:type="spellEnd"/>
-      <w:r>
-        <w:rPr>
-          <w:rFonts w:ascii="Consolas" w:eastAsia="Times New Roman" w:hAnsi="Consolas" w:cs="Times New Roman"/>
-          <w:color w:val="CCCCCC"/>
-          <w:kern w:val="0"/>
-          <w:sz w:val="21"/>
-          <w:szCs w:val="21"/>
-          <w:lang w:eastAsia="ru-RU"/>
-          <w14:ligatures w14:val="none"/>
-        </w:rPr>
-        <w:t xml:space="preserve">), </w:t>
+        <w:t xml:space="preserve"> dy), </w:t>
       </w:r>
       <w:r>
         <w:rPr>
@@ -2190,7 +1791,6 @@
           <w14:ligatures w14:val="none"/>
         </w:rPr>
       </w:pPr>
-      <w:proofErr w:type="spellStart"/>
       <w:r>
         <w:rPr>
           <w:rFonts w:ascii="Consolas" w:eastAsia="Times New Roman" w:hAnsi="Consolas" w:cs="Times New Roman"/>
@@ -2203,7 +1803,6 @@
         </w:rPr>
         <w:t>else</w:t>
       </w:r>
-      <w:proofErr w:type="spellEnd"/>
       <w:r>
         <w:rPr>
           <w:rFonts w:ascii="Consolas" w:eastAsia="Times New Roman" w:hAnsi="Consolas" w:cs="Times New Roman"/>
@@ -2248,7 +1847,6 @@
         </w:rPr>
         <w:t xml:space="preserve">    </w:t>
       </w:r>
-      <w:proofErr w:type="spellStart"/>
       <w:r>
         <w:rPr>
           <w:rFonts w:ascii="Consolas" w:eastAsia="Times New Roman" w:hAnsi="Consolas" w:cs="Times New Roman"/>
@@ -2261,33 +1859,30 @@
         </w:rPr>
         <w:t>if</w:t>
       </w:r>
-      <w:proofErr w:type="spellEnd"/>
-      <w:r>
-        <w:rPr>
-          <w:rFonts w:ascii="Consolas" w:eastAsia="Times New Roman" w:hAnsi="Consolas" w:cs="Times New Roman"/>
-          <w:color w:val="CCCCCC"/>
-          <w:kern w:val="0"/>
-          <w:sz w:val="21"/>
-          <w:szCs w:val="21"/>
-          <w:lang w:eastAsia="ru-RU"/>
-          <w14:ligatures w14:val="none"/>
-        </w:rPr>
-        <w:t xml:space="preserve"> (</w:t>
-      </w:r>
-      <w:proofErr w:type="spellStart"/>
-      <w:r>
-        <w:rPr>
-          <w:rFonts w:ascii="Consolas" w:eastAsia="Times New Roman" w:hAnsi="Consolas" w:cs="Times New Roman"/>
-          <w:color w:val="CCCCCC"/>
-          <w:kern w:val="0"/>
-          <w:sz w:val="21"/>
-          <w:szCs w:val="21"/>
-          <w:lang w:eastAsia="ru-RU"/>
-          <w14:ligatures w14:val="none"/>
-        </w:rPr>
-        <w:t>dx</w:t>
-      </w:r>
-      <w:proofErr w:type="spellEnd"/>
+      <w:r>
+        <w:rPr>
+          <w:rFonts w:ascii="Consolas" w:eastAsia="Times New Roman" w:hAnsi="Consolas" w:cs="Times New Roman"/>
+          <w:color w:val="CCCCCC"/>
+          <w:kern w:val="0"/>
+          <w:sz w:val="21"/>
+          <w:szCs w:val="21"/>
+          <w:lang w:eastAsia="ru-RU"/>
+          <w14:ligatures w14:val="none"/>
+        </w:rPr>
+        <w:t xml:space="preserve"> (dx </w:t>
+      </w:r>
+      <w:r>
+        <w:rPr>
+          <w:rFonts w:ascii="Consolas" w:eastAsia="Times New Roman" w:hAnsi="Consolas" w:cs="Times New Roman"/>
+          <w:color w:val="D4D4D4"/>
+          <w:kern w:val="0"/>
+          <w:sz w:val="21"/>
+          <w:szCs w:val="21"/>
+          <w:lang w:eastAsia="ru-RU"/>
+          <w14:ligatures w14:val="none"/>
+        </w:rPr>
+        <w:t>==</w:t>
+      </w:r>
       <w:r>
         <w:rPr>
           <w:rFonts w:ascii="Consolas" w:eastAsia="Times New Roman" w:hAnsi="Consolas" w:cs="Times New Roman"/>
@@ -2303,14 +1898,14 @@
       <w:r>
         <w:rPr>
           <w:rFonts w:ascii="Consolas" w:eastAsia="Times New Roman" w:hAnsi="Consolas" w:cs="Times New Roman"/>
-          <w:color w:val="D4D4D4"/>
-          <w:kern w:val="0"/>
-          <w:sz w:val="21"/>
-          <w:szCs w:val="21"/>
-          <w:lang w:eastAsia="ru-RU"/>
-          <w14:ligatures w14:val="none"/>
-        </w:rPr>
-        <w:t>==</w:t>
+          <w:color w:val="B5CEA8"/>
+          <w:kern w:val="0"/>
+          <w:sz w:val="21"/>
+          <w:szCs w:val="21"/>
+          <w:lang w:eastAsia="ru-RU"/>
+          <w14:ligatures w14:val="none"/>
+        </w:rPr>
+        <w:t>0</w:t>
       </w:r>
       <w:r>
         <w:rPr>
@@ -2327,31 +1922,6 @@
       <w:r>
         <w:rPr>
           <w:rFonts w:ascii="Consolas" w:eastAsia="Times New Roman" w:hAnsi="Consolas" w:cs="Times New Roman"/>
-          <w:color w:val="B5CEA8"/>
-          <w:kern w:val="0"/>
-          <w:sz w:val="21"/>
-          <w:szCs w:val="21"/>
-          <w:lang w:eastAsia="ru-RU"/>
-          <w14:ligatures w14:val="none"/>
-        </w:rPr>
-        <w:t>0</w:t>
-      </w:r>
-      <w:r>
-        <w:rPr>
-          <w:rFonts w:ascii="Consolas" w:eastAsia="Times New Roman" w:hAnsi="Consolas" w:cs="Times New Roman"/>
-          <w:color w:val="CCCCCC"/>
-          <w:kern w:val="0"/>
-          <w:sz w:val="21"/>
-          <w:szCs w:val="21"/>
-          <w:lang w:eastAsia="ru-RU"/>
-          <w14:ligatures w14:val="none"/>
-        </w:rPr>
-        <w:t xml:space="preserve"> </w:t>
-      </w:r>
-      <w:proofErr w:type="spellStart"/>
-      <w:r>
-        <w:rPr>
-          <w:rFonts w:ascii="Consolas" w:eastAsia="Times New Roman" w:hAnsi="Consolas" w:cs="Times New Roman"/>
           <w:color w:val="569CD6"/>
           <w:kern w:val="0"/>
           <w:sz w:val="21"/>
@@ -2361,44 +1931,17 @@
         </w:rPr>
         <w:t>and</w:t>
       </w:r>
-      <w:proofErr w:type="spellEnd"/>
-      <w:r>
-        <w:rPr>
-          <w:rFonts w:ascii="Consolas" w:eastAsia="Times New Roman" w:hAnsi="Consolas" w:cs="Times New Roman"/>
-          <w:color w:val="CCCCCC"/>
-          <w:kern w:val="0"/>
-          <w:sz w:val="21"/>
-          <w:szCs w:val="21"/>
-          <w:lang w:eastAsia="ru-RU"/>
-          <w14:ligatures w14:val="none"/>
-        </w:rPr>
-        <w:t xml:space="preserve"> </w:t>
-      </w:r>
-      <w:proofErr w:type="spellStart"/>
-      <w:r>
-        <w:rPr>
-          <w:rFonts w:ascii="Consolas" w:eastAsia="Times New Roman" w:hAnsi="Consolas" w:cs="Times New Roman"/>
-          <w:color w:val="CCCCCC"/>
-          <w:kern w:val="0"/>
-          <w:sz w:val="21"/>
-          <w:szCs w:val="21"/>
-          <w:lang w:eastAsia="ru-RU"/>
-          <w14:ligatures w14:val="none"/>
-        </w:rPr>
-        <w:t>dy</w:t>
-      </w:r>
-      <w:proofErr w:type="spellEnd"/>
-      <w:r>
-        <w:rPr>
-          <w:rFonts w:ascii="Consolas" w:eastAsia="Times New Roman" w:hAnsi="Consolas" w:cs="Times New Roman"/>
-          <w:color w:val="CCCCCC"/>
-          <w:kern w:val="0"/>
-          <w:sz w:val="21"/>
-          <w:szCs w:val="21"/>
-          <w:lang w:eastAsia="ru-RU"/>
-          <w14:ligatures w14:val="none"/>
-        </w:rPr>
-        <w:t xml:space="preserve"> </w:t>
+      <w:r>
+        <w:rPr>
+          <w:rFonts w:ascii="Consolas" w:eastAsia="Times New Roman" w:hAnsi="Consolas" w:cs="Times New Roman"/>
+          <w:color w:val="CCCCCC"/>
+          <w:kern w:val="0"/>
+          <w:sz w:val="21"/>
+          <w:szCs w:val="21"/>
+          <w:lang w:eastAsia="ru-RU"/>
+          <w14:ligatures w14:val="none"/>
+        </w:rPr>
+        <w:t xml:space="preserve"> dy </w:t>
       </w:r>
       <w:r>
         <w:rPr>
@@ -2538,7 +2081,46 @@
         <w:t>Выполните сканирование и восстановите удаленные файлы, сохранив их в новую папку на рабочем столе.</w:t>
       </w:r>
     </w:p>
-    <w:p/>
+    <w:p>
+      <w:r>
+        <w:lastRenderedPageBreak/>
+        <w:drawing>
+          <wp:inline distT="0" distB="0" distL="0" distR="0" wp14:anchorId="2355D712" wp14:editId="2F28A009">
+            <wp:extent cx="3324689" cy="4220164"/>
+            <wp:effectExtent l="0" t="0" r="9525" b="9525"/>
+            <wp:docPr id="1596841385" name="Рисунок 1"/>
+            <wp:cNvGraphicFramePr>
+              <a:graphicFrameLocks xmlns:a="http://schemas.openxmlformats.org/drawingml/2006/main" noChangeAspect="1"/>
+            </wp:cNvGraphicFramePr>
+            <a:graphic xmlns:a="http://schemas.openxmlformats.org/drawingml/2006/main">
+              <a:graphicData uri="http://schemas.openxmlformats.org/drawingml/2006/picture">
+                <pic:pic xmlns:pic="http://schemas.openxmlformats.org/drawingml/2006/picture">
+                  <pic:nvPicPr>
+                    <pic:cNvPr id="1596841385" name=""/>
+                    <pic:cNvPicPr/>
+                  </pic:nvPicPr>
+                  <pic:blipFill>
+                    <a:blip r:embed="rId12"/>
+                    <a:stretch>
+                      <a:fillRect/>
+                    </a:stretch>
+                  </pic:blipFill>
+                  <pic:spPr>
+                    <a:xfrm>
+                      <a:off x="0" y="0"/>
+                      <a:ext cx="3324689" cy="4220164"/>
+                    </a:xfrm>
+                    <a:prstGeom prst="rect">
+                      <a:avLst/>
+                    </a:prstGeom>
+                  </pic:spPr>
+                </pic:pic>
+              </a:graphicData>
+            </a:graphic>
+          </wp:inline>
+        </w:drawing>
+      </w:r>
+    </w:p>
     <w:sectPr>
       <w:pgSz w:w="11906" w:h="16838"/>
       <w:pgMar w:top="1134" w:right="850" w:bottom="1134" w:left="1701" w:header="708" w:footer="708" w:gutter="0"/>

--- a/sis/Laboratornaya rabota N5___.docx
+++ b/sis/Laboratornaya rabota N5___.docx
@@ -4,160 +4,12 @@
   <w:body>
     <w:p>
       <w:pPr>
-        <w:jc w:val="center"/>
-        <w:rPr>
-          <w:rFonts w:ascii="Times New Roman" w:hAnsi="Times New Roman" w:cs="Times New Roman"/>
-          <w:b/>
-          <w:bCs/>
-          <w:sz w:val="24"/>
-          <w:szCs w:val="24"/>
-        </w:rPr>
-      </w:pPr>
-      <w:r>
-        <w:rPr>
-          <w:rFonts w:ascii="Times New Roman" w:hAnsi="Times New Roman" w:cs="Times New Roman"/>
-          <w:b/>
-          <w:bCs/>
-          <w:sz w:val="24"/>
-          <w:szCs w:val="24"/>
-        </w:rPr>
-        <w:t>Лабораторная работа №5</w:t>
-      </w:r>
-    </w:p>
-    <w:p>
-      <w:pPr>
-        <w:jc w:val="center"/>
-        <w:rPr>
-          <w:rFonts w:ascii="Times New Roman" w:hAnsi="Times New Roman" w:cs="Times New Roman"/>
-          <w:b/>
-          <w:bCs/>
-          <w:sz w:val="24"/>
-          <w:szCs w:val="24"/>
-        </w:rPr>
-      </w:pPr>
-      <w:r>
-        <w:rPr>
-          <w:rFonts w:ascii="Times New Roman" w:hAnsi="Times New Roman" w:cs="Times New Roman"/>
-          <w:b/>
-          <w:bCs/>
-          <w:sz w:val="24"/>
-          <w:szCs w:val="24"/>
-        </w:rPr>
-        <w:t>«Восстановление удаленных файлов с помощью Recuva»</w:t>
-      </w:r>
-    </w:p>
-    <w:p>
-      <w:pPr>
+        <w:tabs>
+          <w:tab w:val="left" w:pos="993"/>
+        </w:tabs>
+        <w:spacing w:line="360" w:lineRule="auto"/>
+        <w:ind w:firstLine="709"/>
         <w:jc w:val="both"/>
-        <w:rPr>
-          <w:rFonts w:ascii="Times New Roman" w:hAnsi="Times New Roman" w:cs="Times New Roman"/>
-          <w:sz w:val="24"/>
-          <w:szCs w:val="24"/>
-        </w:rPr>
-      </w:pPr>
-      <w:r>
-        <w:rPr>
-          <w:rFonts w:ascii="Times New Roman" w:hAnsi="Times New Roman" w:cs="Times New Roman"/>
-          <w:b/>
-          <w:bCs/>
-          <w:sz w:val="24"/>
-          <w:szCs w:val="24"/>
-        </w:rPr>
-        <w:t>Цель работы:</w:t>
-      </w:r>
-      <w:r>
-        <w:rPr>
-          <w:rFonts w:ascii="Times New Roman" w:hAnsi="Times New Roman" w:cs="Times New Roman"/>
-          <w:sz w:val="24"/>
-          <w:szCs w:val="24"/>
-        </w:rPr>
-        <w:t xml:space="preserve"> Научиться восстанавливать случайно удаленные файлы на компьютере с помощью бесплатной программы Recuva.</w:t>
-      </w:r>
-    </w:p>
-    <w:p>
-      <w:pPr>
-        <w:rPr>
-          <w:rFonts w:ascii="Times New Roman" w:hAnsi="Times New Roman" w:cs="Times New Roman"/>
-          <w:b/>
-          <w:sz w:val="24"/>
-          <w:szCs w:val="24"/>
-        </w:rPr>
-      </w:pPr>
-      <w:r>
-        <w:rPr>
-          <w:rFonts w:ascii="Times New Roman" w:hAnsi="Times New Roman" w:cs="Times New Roman"/>
-          <w:b/>
-          <w:sz w:val="24"/>
-          <w:szCs w:val="24"/>
-        </w:rPr>
-        <w:t>Средства выполнения работы:</w:t>
-      </w:r>
-    </w:p>
-    <w:p>
-      <w:pPr>
-        <w:numPr>
-          <w:ilvl w:val="0"/>
-          <w:numId w:val="3"/>
-        </w:numPr>
-        <w:rPr>
-          <w:rFonts w:ascii="Times New Roman" w:hAnsi="Times New Roman" w:cs="Times New Roman"/>
-          <w:sz w:val="24"/>
-          <w:szCs w:val="24"/>
-        </w:rPr>
-      </w:pPr>
-      <w:r>
-        <w:rPr>
-          <w:rFonts w:ascii="Times New Roman" w:hAnsi="Times New Roman" w:cs="Times New Roman"/>
-          <w:sz w:val="24"/>
-          <w:szCs w:val="24"/>
-        </w:rPr>
-        <w:t>Среда виртуализации VirtualBox.</w:t>
-      </w:r>
-    </w:p>
-    <w:p>
-      <w:pPr>
-        <w:numPr>
-          <w:ilvl w:val="0"/>
-          <w:numId w:val="3"/>
-        </w:numPr>
-        <w:rPr>
-          <w:rFonts w:ascii="Times New Roman" w:hAnsi="Times New Roman" w:cs="Times New Roman"/>
-          <w:sz w:val="24"/>
-          <w:szCs w:val="24"/>
-        </w:rPr>
-      </w:pPr>
-      <w:r>
-        <w:rPr>
-          <w:rFonts w:ascii="Times New Roman" w:hAnsi="Times New Roman" w:cs="Times New Roman"/>
-          <w:sz w:val="24"/>
-          <w:szCs w:val="24"/>
-        </w:rPr>
-        <w:t>Виртуальная машина с установленной операционной системой Windows 10.</w:t>
-      </w:r>
-    </w:p>
-    <w:p>
-      <w:pPr>
-        <w:numPr>
-          <w:ilvl w:val="0"/>
-          <w:numId w:val="3"/>
-        </w:numPr>
-        <w:rPr>
-          <w:rFonts w:ascii="Times New Roman" w:hAnsi="Times New Roman" w:cs="Times New Roman"/>
-          <w:sz w:val="24"/>
-          <w:szCs w:val="24"/>
-        </w:rPr>
-      </w:pPr>
-      <w:r>
-        <w:rPr>
-          <w:rFonts w:ascii="Times New Roman" w:hAnsi="Times New Roman" w:cs="Times New Roman"/>
-          <w:sz w:val="24"/>
-          <w:szCs w:val="24"/>
-        </w:rPr>
-        <w:t>Бесплатная программа Recuva.</w:t>
-      </w:r>
-    </w:p>
-    <w:p>
-      <w:pPr>
         <w:rPr>
           <w:rFonts w:ascii="Times New Roman" w:hAnsi="Times New Roman" w:cs="Times New Roman"/>
           <w:b/>
@@ -190,6 +42,11 @@
           <w:ilvl w:val="0"/>
           <w:numId w:val="1"/>
         </w:numPr>
+        <w:tabs>
+          <w:tab w:val="left" w:pos="993"/>
+        </w:tabs>
+        <w:spacing w:line="360" w:lineRule="auto"/>
+        <w:ind w:left="0" w:firstLine="709"/>
         <w:jc w:val="both"/>
         <w:rPr>
           <w:rFonts w:ascii="Times New Roman" w:hAnsi="Times New Roman" w:cs="Times New Roman"/>
@@ -214,8 +71,10 @@
         </w:numPr>
         <w:tabs>
           <w:tab w:val="clear" w:pos="1440"/>
-        </w:tabs>
-        <w:ind w:left="0" w:firstLine="851"/>
+          <w:tab w:val="left" w:pos="993"/>
+        </w:tabs>
+        <w:spacing w:line="360" w:lineRule="auto"/>
+        <w:ind w:left="0" w:firstLine="709"/>
         <w:jc w:val="both"/>
         <w:rPr>
           <w:rFonts w:ascii="Times New Roman" w:hAnsi="Times New Roman" w:cs="Times New Roman"/>
@@ -229,13 +88,34 @@
           <w:sz w:val="24"/>
           <w:szCs w:val="24"/>
         </w:rPr>
-        <w:t>Запустите виртуальную машину с установленной ОС Windows 10 в VirtualBox.</w:t>
+        <w:t xml:space="preserve">Запустите виртуальную машину с установленной ОС Windows 10 в </w:t>
+      </w:r>
+      <w:proofErr w:type="spellStart"/>
+      <w:r>
+        <w:rPr>
+          <w:rFonts w:ascii="Times New Roman" w:hAnsi="Times New Roman" w:cs="Times New Roman"/>
+          <w:sz w:val="24"/>
+          <w:szCs w:val="24"/>
+        </w:rPr>
+        <w:t>VirtualBox</w:t>
+      </w:r>
+      <w:proofErr w:type="spellEnd"/>
+      <w:r>
+        <w:rPr>
+          <w:rFonts w:ascii="Times New Roman" w:hAnsi="Times New Roman" w:cs="Times New Roman"/>
+          <w:sz w:val="24"/>
+          <w:szCs w:val="24"/>
+        </w:rPr>
+        <w:t>.</w:t>
       </w:r>
     </w:p>
     <w:p>
       <w:pPr>
-        <w:ind w:left="851"/>
-        <w:jc w:val="both"/>
+        <w:tabs>
+          <w:tab w:val="left" w:pos="993"/>
+        </w:tabs>
+        <w:spacing w:line="360" w:lineRule="auto"/>
+        <w:jc w:val="center"/>
         <w:rPr>
           <w:rFonts w:ascii="Times New Roman" w:hAnsi="Times New Roman" w:cs="Times New Roman"/>
           <w:sz w:val="24"/>
@@ -250,9 +130,9 @@
           <w:szCs w:val="24"/>
         </w:rPr>
         <w:drawing>
-          <wp:inline distT="0" distB="0" distL="0" distR="0" wp14:anchorId="4B34FC02" wp14:editId="7C0E2C7D">
-            <wp:extent cx="5940425" cy="5793740"/>
-            <wp:effectExtent l="0" t="0" r="3175" b="0"/>
+          <wp:inline distT="0" distB="0" distL="0" distR="0" wp14:anchorId="4B34FC02" wp14:editId="34E56053">
+            <wp:extent cx="5483225" cy="5347829"/>
+            <wp:effectExtent l="0" t="0" r="3175" b="5715"/>
             <wp:docPr id="54730334" name="Рисунок 1" descr="Изображение выглядит как компьютер, снимок экрана, текст, дисплей&#10;&#10;Содержимое, созданное искусственным интеллектом, может быть неверным."/>
             <wp:cNvGraphicFramePr>
               <a:graphicFrameLocks xmlns:a="http://schemas.openxmlformats.org/drawingml/2006/main" noChangeAspect="1"/>
@@ -273,7 +153,7 @@
                   <pic:spPr>
                     <a:xfrm>
                       <a:off x="0" y="0"/>
-                      <a:ext cx="5940425" cy="5793740"/>
+                      <a:ext cx="5487427" cy="5351927"/>
                     </a:xfrm>
                     <a:prstGeom prst="rect">
                       <a:avLst/>
@@ -294,8 +174,10 @@
         </w:numPr>
         <w:tabs>
           <w:tab w:val="clear" w:pos="1440"/>
-        </w:tabs>
-        <w:ind w:left="0" w:firstLine="851"/>
+          <w:tab w:val="left" w:pos="993"/>
+        </w:tabs>
+        <w:spacing w:line="360" w:lineRule="auto"/>
+        <w:ind w:left="0" w:firstLine="709"/>
         <w:jc w:val="both"/>
         <w:rPr>
           <w:rFonts w:ascii="Times New Roman" w:hAnsi="Times New Roman" w:cs="Times New Roman"/>
@@ -309,14 +191,34 @@
           <w:sz w:val="24"/>
           <w:szCs w:val="24"/>
         </w:rPr>
-        <w:lastRenderedPageBreak/>
-        <w:t>Скачайте и установите бесплатную версию программы Recuva.</w:t>
+        <w:t xml:space="preserve">Скачайте и установите бесплатную версию программы </w:t>
+      </w:r>
+      <w:proofErr w:type="spellStart"/>
+      <w:r>
+        <w:rPr>
+          <w:rFonts w:ascii="Times New Roman" w:hAnsi="Times New Roman" w:cs="Times New Roman"/>
+          <w:sz w:val="24"/>
+          <w:szCs w:val="24"/>
+        </w:rPr>
+        <w:t>Recuva</w:t>
+      </w:r>
+      <w:proofErr w:type="spellEnd"/>
+      <w:r>
+        <w:rPr>
+          <w:rFonts w:ascii="Times New Roman" w:hAnsi="Times New Roman" w:cs="Times New Roman"/>
+          <w:sz w:val="24"/>
+          <w:szCs w:val="24"/>
+        </w:rPr>
+        <w:t>.</w:t>
       </w:r>
     </w:p>
     <w:p>
       <w:pPr>
-        <w:ind w:left="851"/>
-        <w:jc w:val="both"/>
+        <w:tabs>
+          <w:tab w:val="left" w:pos="993"/>
+        </w:tabs>
+        <w:spacing w:line="360" w:lineRule="auto"/>
+        <w:jc w:val="center"/>
         <w:rPr>
           <w:rFonts w:ascii="Times New Roman" w:hAnsi="Times New Roman" w:cs="Times New Roman"/>
           <w:sz w:val="24"/>
@@ -330,6 +232,7 @@
           <w:sz w:val="24"/>
           <w:szCs w:val="24"/>
         </w:rPr>
+        <w:lastRenderedPageBreak/>
         <w:drawing>
           <wp:inline distT="0" distB="0" distL="0" distR="0" wp14:anchorId="231493B4" wp14:editId="6FC8B35C">
             <wp:extent cx="5353685" cy="4269176"/>
@@ -373,6 +276,12 @@
           <w:ilvl w:val="0"/>
           <w:numId w:val="1"/>
         </w:numPr>
+        <w:tabs>
+          <w:tab w:val="left" w:pos="993"/>
+        </w:tabs>
+        <w:spacing w:line="360" w:lineRule="auto"/>
+        <w:ind w:left="0" w:firstLine="709"/>
+        <w:jc w:val="both"/>
         <w:rPr>
           <w:rFonts w:ascii="Times New Roman" w:hAnsi="Times New Roman" w:cs="Times New Roman"/>
           <w:sz w:val="24"/>
@@ -396,8 +305,10 @@
         </w:numPr>
         <w:tabs>
           <w:tab w:val="clear" w:pos="1440"/>
-        </w:tabs>
-        <w:ind w:left="0" w:firstLine="851"/>
+          <w:tab w:val="left" w:pos="993"/>
+        </w:tabs>
+        <w:spacing w:line="360" w:lineRule="auto"/>
+        <w:ind w:left="0" w:firstLine="709"/>
         <w:jc w:val="both"/>
         <w:rPr>
           <w:rFonts w:ascii="Times New Roman" w:hAnsi="Times New Roman" w:cs="Times New Roman"/>
@@ -411,12 +322,33 @@
           <w:sz w:val="24"/>
           <w:szCs w:val="24"/>
         </w:rPr>
-        <w:t>Создайте на рабочем столе папку с именем «TestFiles».</w:t>
+        <w:t>Создайте на рабочем столе папку с именем «</w:t>
+      </w:r>
+      <w:proofErr w:type="spellStart"/>
+      <w:r>
+        <w:rPr>
+          <w:rFonts w:ascii="Times New Roman" w:hAnsi="Times New Roman" w:cs="Times New Roman"/>
+          <w:sz w:val="24"/>
+          <w:szCs w:val="24"/>
+        </w:rPr>
+        <w:t>TestFiles</w:t>
+      </w:r>
+      <w:proofErr w:type="spellEnd"/>
+      <w:r>
+        <w:rPr>
+          <w:rFonts w:ascii="Times New Roman" w:hAnsi="Times New Roman" w:cs="Times New Roman"/>
+          <w:sz w:val="24"/>
+          <w:szCs w:val="24"/>
+        </w:rPr>
+        <w:t>».</w:t>
       </w:r>
     </w:p>
     <w:p>
       <w:pPr>
-        <w:ind w:left="851"/>
+        <w:tabs>
+          <w:tab w:val="left" w:pos="993"/>
+        </w:tabs>
+        <w:spacing w:line="360" w:lineRule="auto"/>
         <w:jc w:val="center"/>
         <w:rPr>
           <w:rFonts w:ascii="Times New Roman" w:hAnsi="Times New Roman" w:cs="Times New Roman"/>
@@ -476,8 +408,10 @@
         </w:numPr>
         <w:tabs>
           <w:tab w:val="clear" w:pos="1440"/>
-        </w:tabs>
-        <w:ind w:left="0" w:firstLine="851"/>
+          <w:tab w:val="left" w:pos="993"/>
+        </w:tabs>
+        <w:spacing w:line="360" w:lineRule="auto"/>
+        <w:ind w:left="0" w:firstLine="709"/>
         <w:jc w:val="both"/>
         <w:rPr>
           <w:rFonts w:ascii="Times New Roman" w:hAnsi="Times New Roman" w:cs="Times New Roman"/>
@@ -492,13 +426,70 @@
           <w:szCs w:val="24"/>
         </w:rPr>
         <w:lastRenderedPageBreak/>
-        <w:t>Внутри папки создайте несколько файлов разных форматов (например, docx, txt, jpg).</w:t>
+        <w:t xml:space="preserve">Внутри папки создайте несколько файлов разных форматов (например, </w:t>
+      </w:r>
+      <w:proofErr w:type="spellStart"/>
+      <w:r>
+        <w:rPr>
+          <w:rFonts w:ascii="Times New Roman" w:hAnsi="Times New Roman" w:cs="Times New Roman"/>
+          <w:sz w:val="24"/>
+          <w:szCs w:val="24"/>
+        </w:rPr>
+        <w:t>docx</w:t>
+      </w:r>
+      <w:proofErr w:type="spellEnd"/>
+      <w:r>
+        <w:rPr>
+          <w:rFonts w:ascii="Times New Roman" w:hAnsi="Times New Roman" w:cs="Times New Roman"/>
+          <w:sz w:val="24"/>
+          <w:szCs w:val="24"/>
+        </w:rPr>
+        <w:t xml:space="preserve">, </w:t>
+      </w:r>
+      <w:proofErr w:type="spellStart"/>
+      <w:r>
+        <w:rPr>
+          <w:rFonts w:ascii="Times New Roman" w:hAnsi="Times New Roman" w:cs="Times New Roman"/>
+          <w:sz w:val="24"/>
+          <w:szCs w:val="24"/>
+        </w:rPr>
+        <w:t>txt</w:t>
+      </w:r>
+      <w:proofErr w:type="spellEnd"/>
+      <w:r>
+        <w:rPr>
+          <w:rFonts w:ascii="Times New Roman" w:hAnsi="Times New Roman" w:cs="Times New Roman"/>
+          <w:sz w:val="24"/>
+          <w:szCs w:val="24"/>
+        </w:rPr>
+        <w:t xml:space="preserve">, </w:t>
+      </w:r>
+      <w:proofErr w:type="spellStart"/>
+      <w:r>
+        <w:rPr>
+          <w:rFonts w:ascii="Times New Roman" w:hAnsi="Times New Roman" w:cs="Times New Roman"/>
+          <w:sz w:val="24"/>
+          <w:szCs w:val="24"/>
+        </w:rPr>
+        <w:t>jpg</w:t>
+      </w:r>
+      <w:proofErr w:type="spellEnd"/>
+      <w:r>
+        <w:rPr>
+          <w:rFonts w:ascii="Times New Roman" w:hAnsi="Times New Roman" w:cs="Times New Roman"/>
+          <w:sz w:val="24"/>
+          <w:szCs w:val="24"/>
+        </w:rPr>
+        <w:t>).</w:t>
       </w:r>
     </w:p>
     <w:p>
       <w:pPr>
-        <w:ind w:left="851"/>
-        <w:jc w:val="both"/>
+        <w:tabs>
+          <w:tab w:val="left" w:pos="993"/>
+        </w:tabs>
+        <w:spacing w:line="360" w:lineRule="auto"/>
+        <w:jc w:val="center"/>
         <w:rPr>
           <w:rFonts w:ascii="Times New Roman" w:hAnsi="Times New Roman" w:cs="Times New Roman"/>
           <w:sz w:val="24"/>
@@ -513,9 +504,9 @@
           <w:szCs w:val="24"/>
         </w:rPr>
         <w:drawing>
-          <wp:inline distT="0" distB="0" distL="0" distR="0" wp14:anchorId="795B89F6" wp14:editId="191C349F">
-            <wp:extent cx="5940425" cy="4438650"/>
-            <wp:effectExtent l="0" t="0" r="3175" b="0"/>
+          <wp:inline distT="0" distB="0" distL="0" distR="0" wp14:anchorId="795B89F6" wp14:editId="40BE7331">
+            <wp:extent cx="5247005" cy="3920531"/>
+            <wp:effectExtent l="0" t="0" r="0" b="3810"/>
             <wp:docPr id="1307575922" name="Рисунок 1" descr="Изображение выглядит как текст, снимок экрана, программное обеспечение, Значок на компьютере&#10;&#10;Содержимое, созданное искусственным интеллектом, может быть неверным."/>
             <wp:cNvGraphicFramePr>
               <a:graphicFrameLocks xmlns:a="http://schemas.openxmlformats.org/drawingml/2006/main" noChangeAspect="1"/>
@@ -536,7 +527,7 @@
                   <pic:spPr>
                     <a:xfrm>
                       <a:off x="0" y="0"/>
-                      <a:ext cx="5940425" cy="4438650"/>
+                      <a:ext cx="5251768" cy="3924090"/>
                     </a:xfrm>
                     <a:prstGeom prst="rect">
                       <a:avLst/>
@@ -555,6 +546,12 @@
           <w:ilvl w:val="0"/>
           <w:numId w:val="1"/>
         </w:numPr>
+        <w:tabs>
+          <w:tab w:val="left" w:pos="993"/>
+        </w:tabs>
+        <w:spacing w:line="360" w:lineRule="auto"/>
+        <w:ind w:left="0" w:firstLine="709"/>
+        <w:jc w:val="both"/>
         <w:rPr>
           <w:rFonts w:ascii="Times New Roman" w:hAnsi="Times New Roman" w:cs="Times New Roman"/>
           <w:sz w:val="24"/>
@@ -578,8 +575,10 @@
         </w:numPr>
         <w:tabs>
           <w:tab w:val="clear" w:pos="1440"/>
-        </w:tabs>
-        <w:ind w:left="0" w:firstLine="851"/>
+          <w:tab w:val="left" w:pos="993"/>
+        </w:tabs>
+        <w:spacing w:line="360" w:lineRule="auto"/>
+        <w:ind w:left="0" w:firstLine="709"/>
         <w:jc w:val="both"/>
         <w:rPr>
           <w:rFonts w:ascii="Times New Roman" w:hAnsi="Times New Roman" w:cs="Times New Roman"/>
@@ -593,12 +592,33 @@
           <w:sz w:val="24"/>
           <w:szCs w:val="24"/>
         </w:rPr>
-        <w:t>Удалите папку «TestFiles» с рабочего стола (удалите также из корзины).</w:t>
+        <w:t>Удалите папку «</w:t>
+      </w:r>
+      <w:proofErr w:type="spellStart"/>
+      <w:r>
+        <w:rPr>
+          <w:rFonts w:ascii="Times New Roman" w:hAnsi="Times New Roman" w:cs="Times New Roman"/>
+          <w:sz w:val="24"/>
+          <w:szCs w:val="24"/>
+        </w:rPr>
+        <w:t>TestFiles</w:t>
+      </w:r>
+      <w:proofErr w:type="spellEnd"/>
+      <w:r>
+        <w:rPr>
+          <w:rFonts w:ascii="Times New Roman" w:hAnsi="Times New Roman" w:cs="Times New Roman"/>
+          <w:sz w:val="24"/>
+          <w:szCs w:val="24"/>
+        </w:rPr>
+        <w:t>» с рабочего стола (удалите также из корзины).</w:t>
       </w:r>
     </w:p>
     <w:p>
       <w:pPr>
-        <w:ind w:left="851"/>
+        <w:tabs>
+          <w:tab w:val="left" w:pos="993"/>
+        </w:tabs>
+        <w:spacing w:line="360" w:lineRule="auto"/>
         <w:jc w:val="center"/>
         <w:rPr>
           <w:rFonts w:ascii="Times New Roman" w:hAnsi="Times New Roman" w:cs="Times New Roman"/>
@@ -615,9 +635,9 @@
         </w:rPr>
         <w:lastRenderedPageBreak/>
         <w:drawing>
-          <wp:inline distT="0" distB="0" distL="0" distR="0" wp14:anchorId="42B80792" wp14:editId="7489C04B">
-            <wp:extent cx="5349875" cy="4029419"/>
-            <wp:effectExtent l="0" t="0" r="3175" b="9525"/>
+          <wp:inline distT="0" distB="0" distL="0" distR="0" wp14:anchorId="42B80792" wp14:editId="3E1D62C6">
+            <wp:extent cx="5116725" cy="3853815"/>
+            <wp:effectExtent l="0" t="0" r="8255" b="0"/>
             <wp:docPr id="1443065934" name="Рисунок 1" descr="Изображение выглядит как текст, снимок экрана, программное обеспечение, Значок на компьютере&#10;&#10;Содержимое, созданное искусственным интеллектом, может быть неверным."/>
             <wp:cNvGraphicFramePr>
               <a:graphicFrameLocks xmlns:a="http://schemas.openxmlformats.org/drawingml/2006/main" noChangeAspect="1"/>
@@ -638,7 +658,7 @@
                   <pic:spPr>
                     <a:xfrm>
                       <a:off x="0" y="0"/>
-                      <a:ext cx="5353047" cy="4031808"/>
+                      <a:ext cx="5122102" cy="3857865"/>
                     </a:xfrm>
                     <a:prstGeom prst="rect">
                       <a:avLst/>
@@ -657,6 +677,12 @@
           <w:ilvl w:val="0"/>
           <w:numId w:val="1"/>
         </w:numPr>
+        <w:tabs>
+          <w:tab w:val="left" w:pos="993"/>
+        </w:tabs>
+        <w:spacing w:line="360" w:lineRule="auto"/>
+        <w:ind w:left="0" w:firstLine="709"/>
+        <w:jc w:val="both"/>
         <w:rPr>
           <w:rFonts w:ascii="Times New Roman" w:hAnsi="Times New Roman" w:cs="Times New Roman"/>
           <w:sz w:val="24"/>
@@ -680,8 +706,10 @@
         </w:numPr>
         <w:tabs>
           <w:tab w:val="clear" w:pos="1440"/>
-        </w:tabs>
-        <w:ind w:left="0" w:firstLine="851"/>
+          <w:tab w:val="left" w:pos="993"/>
+        </w:tabs>
+        <w:spacing w:line="360" w:lineRule="auto"/>
+        <w:ind w:left="0" w:firstLine="709"/>
         <w:jc w:val="both"/>
         <w:rPr>
           <w:rFonts w:ascii="Times New Roman" w:hAnsi="Times New Roman" w:cs="Times New Roman"/>
@@ -695,13 +723,34 @@
           <w:sz w:val="24"/>
           <w:szCs w:val="24"/>
         </w:rPr>
-        <w:t>Запустите программу Recuva.</w:t>
+        <w:t xml:space="preserve">Запустите программу </w:t>
+      </w:r>
+      <w:proofErr w:type="spellStart"/>
+      <w:r>
+        <w:rPr>
+          <w:rFonts w:ascii="Times New Roman" w:hAnsi="Times New Roman" w:cs="Times New Roman"/>
+          <w:sz w:val="24"/>
+          <w:szCs w:val="24"/>
+        </w:rPr>
+        <w:t>Recuva</w:t>
+      </w:r>
+      <w:proofErr w:type="spellEnd"/>
+      <w:r>
+        <w:rPr>
+          <w:rFonts w:ascii="Times New Roman" w:hAnsi="Times New Roman" w:cs="Times New Roman"/>
+          <w:sz w:val="24"/>
+          <w:szCs w:val="24"/>
+        </w:rPr>
+        <w:t>.</w:t>
       </w:r>
     </w:p>
     <w:p>
       <w:pPr>
-        <w:ind w:left="851"/>
-        <w:jc w:val="both"/>
+        <w:tabs>
+          <w:tab w:val="left" w:pos="993"/>
+        </w:tabs>
+        <w:spacing w:line="360" w:lineRule="auto"/>
+        <w:jc w:val="center"/>
         <w:rPr>
           <w:rFonts w:ascii="Times New Roman" w:hAnsi="Times New Roman" w:cs="Times New Roman"/>
           <w:sz w:val="24"/>
@@ -715,11 +764,10 @@
           <w:sz w:val="24"/>
           <w:szCs w:val="24"/>
         </w:rPr>
-        <w:lastRenderedPageBreak/>
         <w:drawing>
-          <wp:inline distT="0" distB="0" distL="0" distR="0" wp14:anchorId="6556DD7E" wp14:editId="42173DB5">
-            <wp:extent cx="5896798" cy="4772691"/>
-            <wp:effectExtent l="0" t="0" r="8890" b="8890"/>
+          <wp:inline distT="0" distB="0" distL="0" distR="0" wp14:anchorId="6556DD7E" wp14:editId="6B850850">
+            <wp:extent cx="5264150" cy="4260645"/>
+            <wp:effectExtent l="0" t="0" r="0" b="6985"/>
             <wp:docPr id="298848700" name="Рисунок 1" descr="Изображение выглядит как текст, электроника, снимок экрана, программное обеспечение&#10;&#10;Содержимое, созданное искусственным интеллектом, может быть неверным."/>
             <wp:cNvGraphicFramePr>
               <a:graphicFrameLocks xmlns:a="http://schemas.openxmlformats.org/drawingml/2006/main" noChangeAspect="1"/>
@@ -740,7 +788,7 @@
                   <pic:spPr>
                     <a:xfrm>
                       <a:off x="0" y="0"/>
-                      <a:ext cx="5896798" cy="4772691"/>
+                      <a:ext cx="5268504" cy="4264169"/>
                     </a:xfrm>
                     <a:prstGeom prst="rect">
                       <a:avLst/>
@@ -761,8 +809,10 @@
         </w:numPr>
         <w:tabs>
           <w:tab w:val="clear" w:pos="1440"/>
-        </w:tabs>
-        <w:ind w:left="0" w:firstLine="851"/>
+          <w:tab w:val="left" w:pos="993"/>
+        </w:tabs>
+        <w:spacing w:line="360" w:lineRule="auto"/>
+        <w:ind w:left="0" w:firstLine="709"/>
         <w:jc w:val="both"/>
         <w:rPr>
           <w:rFonts w:ascii="Times New Roman" w:hAnsi="Times New Roman" w:cs="Times New Roman"/>
@@ -776,6 +826,7 @@
           <w:sz w:val="24"/>
           <w:szCs w:val="24"/>
         </w:rPr>
+        <w:lastRenderedPageBreak/>
         <w:t>Используя мастер восстановления, укажите тип удаленных файлов и место их прежнего расположения.</w:t>
       </w:r>
     </w:p>
@@ -787,22 +838,24 @@
         </w:numPr>
         <w:tabs>
           <w:tab w:val="clear" w:pos="1440"/>
-        </w:tabs>
-        <w:ind w:left="0" w:firstLine="851"/>
-        <w:jc w:val="both"/>
-        <w:rPr>
-          <w:rFonts w:ascii="Times New Roman" w:hAnsi="Times New Roman" w:cs="Times New Roman"/>
-          <w:sz w:val="24"/>
-          <w:szCs w:val="24"/>
-        </w:rPr>
-      </w:pPr>
-      <w:r>
-        <w:rPr>
-          <w:rFonts w:ascii="Times New Roman" w:hAnsi="Times New Roman" w:cs="Times New Roman"/>
-          <w:sz w:val="24"/>
-          <w:szCs w:val="24"/>
-        </w:rPr>
-        <w:lastRenderedPageBreak/>
+          <w:tab w:val="left" w:pos="993"/>
+        </w:tabs>
+        <w:spacing w:line="360" w:lineRule="auto"/>
+        <w:ind w:left="0" w:firstLine="0"/>
+        <w:jc w:val="center"/>
+        <w:rPr>
+          <w:rFonts w:ascii="Times New Roman" w:hAnsi="Times New Roman" w:cs="Times New Roman"/>
+          <w:sz w:val="24"/>
+          <w:szCs w:val="24"/>
+        </w:rPr>
+      </w:pPr>
+      <w:r>
+        <w:rPr>
+          <w:rFonts w:ascii="Times New Roman" w:hAnsi="Times New Roman" w:cs="Times New Roman"/>
+          <w:noProof/>
+          <w:sz w:val="24"/>
+          <w:szCs w:val="24"/>
+        </w:rPr>
         <w:drawing>
           <wp:inline distT="0" distB="0" distL="0" distR="0" wp14:anchorId="2CC01316" wp14:editId="5FA90ABB">
             <wp:extent cx="2705478" cy="4029637"/>
@@ -842,1211 +895,11 @@
     </w:p>
     <w:p>
       <w:pPr>
-        <w:pStyle w:val="a3"/>
-        <w:numPr>
-          <w:ilvl w:val="0"/>
-          <w:numId w:val="1"/>
-        </w:numPr>
-        <w:shd w:val="clear" w:color="auto" w:fill="1F1F1F"/>
-        <w:spacing w:after="0" w:line="285" w:lineRule="atLeast"/>
-        <w:rPr>
-          <w:rFonts w:ascii="Consolas" w:eastAsia="Times New Roman" w:hAnsi="Consolas" w:cs="Times New Roman"/>
-          <w:color w:val="CCCCCC"/>
-          <w:kern w:val="0"/>
-          <w:sz w:val="21"/>
-          <w:szCs w:val="21"/>
-          <w:lang w:eastAsia="ru-RU"/>
-          <w14:ligatures w14:val="none"/>
-        </w:rPr>
-      </w:pPr>
-      <w:r>
-        <w:rPr>
-          <w:rFonts w:ascii="Consolas" w:eastAsia="Times New Roman" w:hAnsi="Consolas" w:cs="Times New Roman"/>
-          <w:color w:val="CCCCCC"/>
-          <w:kern w:val="0"/>
-          <w:sz w:val="21"/>
-          <w:szCs w:val="21"/>
-          <w:lang w:eastAsia="ru-RU"/>
-          <w14:ligatures w14:val="none"/>
-        </w:rPr>
-        <w:t xml:space="preserve">a1, b1, c1 </w:t>
-      </w:r>
-      <w:r>
-        <w:rPr>
-          <w:rFonts w:ascii="Consolas" w:eastAsia="Times New Roman" w:hAnsi="Consolas" w:cs="Times New Roman"/>
-          <w:color w:val="D4D4D4"/>
-          <w:kern w:val="0"/>
-          <w:sz w:val="21"/>
-          <w:szCs w:val="21"/>
-          <w:lang w:eastAsia="ru-RU"/>
-          <w14:ligatures w14:val="none"/>
-        </w:rPr>
-        <w:t>=</w:t>
-      </w:r>
-      <w:r>
-        <w:rPr>
-          <w:rFonts w:ascii="Consolas" w:eastAsia="Times New Roman" w:hAnsi="Consolas" w:cs="Times New Roman"/>
-          <w:color w:val="CCCCCC"/>
-          <w:kern w:val="0"/>
-          <w:sz w:val="21"/>
-          <w:szCs w:val="21"/>
-          <w:lang w:eastAsia="ru-RU"/>
-          <w14:ligatures w14:val="none"/>
-        </w:rPr>
-        <w:t xml:space="preserve"> [</w:t>
-      </w:r>
-      <w:r>
-        <w:rPr>
-          <w:rFonts w:ascii="Consolas" w:eastAsia="Times New Roman" w:hAnsi="Consolas" w:cs="Times New Roman"/>
-          <w:color w:val="4EC9B0"/>
-          <w:kern w:val="0"/>
-          <w:sz w:val="21"/>
-          <w:szCs w:val="21"/>
-          <w:lang w:eastAsia="ru-RU"/>
-          <w14:ligatures w14:val="none"/>
-        </w:rPr>
-        <w:t>int</w:t>
-      </w:r>
-      <w:r>
-        <w:rPr>
-          <w:rFonts w:ascii="Consolas" w:eastAsia="Times New Roman" w:hAnsi="Consolas" w:cs="Times New Roman"/>
-          <w:color w:val="CCCCCC"/>
-          <w:kern w:val="0"/>
-          <w:sz w:val="21"/>
-          <w:szCs w:val="21"/>
-          <w:lang w:eastAsia="ru-RU"/>
-          <w14:ligatures w14:val="none"/>
-        </w:rPr>
-        <w:t xml:space="preserve">(i) </w:t>
-      </w:r>
-      <w:r>
-        <w:rPr>
-          <w:rFonts w:ascii="Consolas" w:eastAsia="Times New Roman" w:hAnsi="Consolas" w:cs="Times New Roman"/>
-          <w:color w:val="C586C0"/>
-          <w:kern w:val="0"/>
-          <w:sz w:val="21"/>
-          <w:szCs w:val="21"/>
-          <w:lang w:eastAsia="ru-RU"/>
-          <w14:ligatures w14:val="none"/>
-        </w:rPr>
-        <w:t>for</w:t>
-      </w:r>
-      <w:r>
-        <w:rPr>
-          <w:rFonts w:ascii="Consolas" w:eastAsia="Times New Roman" w:hAnsi="Consolas" w:cs="Times New Roman"/>
-          <w:color w:val="CCCCCC"/>
-          <w:kern w:val="0"/>
-          <w:sz w:val="21"/>
-          <w:szCs w:val="21"/>
-          <w:lang w:eastAsia="ru-RU"/>
-          <w14:ligatures w14:val="none"/>
-        </w:rPr>
-        <w:t xml:space="preserve"> i </w:t>
-      </w:r>
-      <w:r>
-        <w:rPr>
-          <w:rFonts w:ascii="Consolas" w:eastAsia="Times New Roman" w:hAnsi="Consolas" w:cs="Times New Roman"/>
-          <w:color w:val="DCDCAA"/>
-          <w:kern w:val="0"/>
-          <w:sz w:val="21"/>
-          <w:szCs w:val="21"/>
-          <w:lang w:eastAsia="ru-RU"/>
-          <w14:ligatures w14:val="none"/>
-        </w:rPr>
-        <w:t>input</w:t>
-      </w:r>
-      <w:r>
-        <w:rPr>
-          <w:rFonts w:ascii="Consolas" w:eastAsia="Times New Roman" w:hAnsi="Consolas" w:cs="Times New Roman"/>
-          <w:color w:val="CCCCCC"/>
-          <w:kern w:val="0"/>
-          <w:sz w:val="21"/>
-          <w:szCs w:val="21"/>
-          <w:lang w:eastAsia="ru-RU"/>
-          <w14:ligatures w14:val="none"/>
-        </w:rPr>
-        <w:t>(</w:t>
-      </w:r>
-      <w:r>
-        <w:rPr>
-          <w:rFonts w:ascii="Consolas" w:eastAsia="Times New Roman" w:hAnsi="Consolas" w:cs="Times New Roman"/>
-          <w:color w:val="CE9178"/>
-          <w:kern w:val="0"/>
-          <w:sz w:val="21"/>
-          <w:szCs w:val="21"/>
-          <w:lang w:eastAsia="ru-RU"/>
-          <w14:ligatures w14:val="none"/>
-        </w:rPr>
-        <w:t>"Введите коэффиценты первого уравнения: "</w:t>
-      </w:r>
-      <w:r>
-        <w:rPr>
-          <w:rFonts w:ascii="Consolas" w:eastAsia="Times New Roman" w:hAnsi="Consolas" w:cs="Times New Roman"/>
-          <w:color w:val="CCCCCC"/>
-          <w:kern w:val="0"/>
-          <w:sz w:val="21"/>
-          <w:szCs w:val="21"/>
-          <w:lang w:eastAsia="ru-RU"/>
-          <w14:ligatures w14:val="none"/>
-        </w:rPr>
-        <w:t>).split()]</w:t>
-      </w:r>
-    </w:p>
-    <w:p>
-      <w:pPr>
-        <w:pStyle w:val="a3"/>
-        <w:numPr>
-          <w:ilvl w:val="0"/>
-          <w:numId w:val="1"/>
-        </w:numPr>
-        <w:shd w:val="clear" w:color="auto" w:fill="1F1F1F"/>
-        <w:spacing w:after="0" w:line="285" w:lineRule="atLeast"/>
-        <w:rPr>
-          <w:rFonts w:ascii="Consolas" w:eastAsia="Times New Roman" w:hAnsi="Consolas" w:cs="Times New Roman"/>
-          <w:color w:val="CCCCCC"/>
-          <w:kern w:val="0"/>
-          <w:sz w:val="21"/>
-          <w:szCs w:val="21"/>
-          <w:lang w:eastAsia="ru-RU"/>
-          <w14:ligatures w14:val="none"/>
-        </w:rPr>
-      </w:pPr>
-      <w:r>
-        <w:rPr>
-          <w:rFonts w:ascii="Consolas" w:eastAsia="Times New Roman" w:hAnsi="Consolas" w:cs="Times New Roman"/>
-          <w:color w:val="CCCCCC"/>
-          <w:kern w:val="0"/>
-          <w:sz w:val="21"/>
-          <w:szCs w:val="21"/>
-          <w:lang w:eastAsia="ru-RU"/>
-          <w14:ligatures w14:val="none"/>
-        </w:rPr>
-        <w:t>a2, b2, c2 = [</w:t>
-      </w:r>
-      <w:r>
-        <w:rPr>
-          <w:rFonts w:ascii="Consolas" w:eastAsia="Times New Roman" w:hAnsi="Consolas" w:cs="Times New Roman"/>
-          <w:color w:val="4EC9B0"/>
-          <w:kern w:val="0"/>
-          <w:sz w:val="21"/>
-          <w:szCs w:val="21"/>
-          <w:lang w:eastAsia="ru-RU"/>
-          <w14:ligatures w14:val="none"/>
-        </w:rPr>
-        <w:t>int</w:t>
-      </w:r>
-      <w:r>
-        <w:rPr>
-          <w:rFonts w:ascii="Consolas" w:eastAsia="Times New Roman" w:hAnsi="Consolas" w:cs="Times New Roman"/>
-          <w:color w:val="CCCCCC"/>
-          <w:kern w:val="0"/>
-          <w:sz w:val="21"/>
-          <w:szCs w:val="21"/>
-          <w:lang w:eastAsia="ru-RU"/>
-          <w14:ligatures w14:val="none"/>
-        </w:rPr>
-        <w:t xml:space="preserve">(i) </w:t>
-      </w:r>
-      <w:r>
-        <w:rPr>
-          <w:rFonts w:ascii="Consolas" w:eastAsia="Times New Roman" w:hAnsi="Consolas" w:cs="Times New Roman"/>
-          <w:color w:val="C586C0"/>
-          <w:kern w:val="0"/>
-          <w:sz w:val="21"/>
-          <w:szCs w:val="21"/>
-          <w:lang w:eastAsia="ru-RU"/>
-          <w14:ligatures w14:val="none"/>
-        </w:rPr>
-        <w:t>for</w:t>
-      </w:r>
-      <w:r>
-        <w:rPr>
-          <w:rFonts w:ascii="Consolas" w:eastAsia="Times New Roman" w:hAnsi="Consolas" w:cs="Times New Roman"/>
-          <w:color w:val="CCCCCC"/>
-          <w:kern w:val="0"/>
-          <w:sz w:val="21"/>
-          <w:szCs w:val="21"/>
-          <w:lang w:eastAsia="ru-RU"/>
-          <w14:ligatures w14:val="none"/>
-        </w:rPr>
-        <w:t xml:space="preserve"> i </w:t>
-      </w:r>
-      <w:r>
-        <w:rPr>
-          <w:rFonts w:ascii="Consolas" w:eastAsia="Times New Roman" w:hAnsi="Consolas" w:cs="Times New Roman"/>
-          <w:color w:val="DCDCAA"/>
-          <w:kern w:val="0"/>
-          <w:sz w:val="21"/>
-          <w:szCs w:val="21"/>
-          <w:lang w:eastAsia="ru-RU"/>
-          <w14:ligatures w14:val="none"/>
-        </w:rPr>
-        <w:t>input</w:t>
-      </w:r>
-      <w:r>
-        <w:rPr>
-          <w:rFonts w:ascii="Consolas" w:eastAsia="Times New Roman" w:hAnsi="Consolas" w:cs="Times New Roman"/>
-          <w:color w:val="CCCCCC"/>
-          <w:kern w:val="0"/>
-          <w:sz w:val="21"/>
-          <w:szCs w:val="21"/>
-          <w:lang w:eastAsia="ru-RU"/>
-          <w14:ligatures w14:val="none"/>
-        </w:rPr>
-        <w:t>(</w:t>
-      </w:r>
-      <w:r>
-        <w:rPr>
-          <w:rFonts w:ascii="Consolas" w:eastAsia="Times New Roman" w:hAnsi="Consolas" w:cs="Times New Roman"/>
-          <w:color w:val="CE9178"/>
-          <w:kern w:val="0"/>
-          <w:sz w:val="21"/>
-          <w:szCs w:val="21"/>
-          <w:lang w:eastAsia="ru-RU"/>
-          <w14:ligatures w14:val="none"/>
-        </w:rPr>
-        <w:t>"Введите коэффиценты первого уравнения: "</w:t>
-      </w:r>
-      <w:r>
-        <w:rPr>
-          <w:rFonts w:ascii="Consolas" w:eastAsia="Times New Roman" w:hAnsi="Consolas" w:cs="Times New Roman"/>
-          <w:color w:val="CCCCCC"/>
-          <w:kern w:val="0"/>
-          <w:sz w:val="21"/>
-          <w:szCs w:val="21"/>
-          <w:lang w:eastAsia="ru-RU"/>
-          <w14:ligatures w14:val="none"/>
-        </w:rPr>
-        <w:t>).split()]</w:t>
-      </w:r>
-    </w:p>
-    <w:p>
-      <w:pPr>
-        <w:pStyle w:val="a3"/>
-        <w:numPr>
-          <w:ilvl w:val="0"/>
-          <w:numId w:val="1"/>
-        </w:numPr>
-        <w:shd w:val="clear" w:color="auto" w:fill="1F1F1F"/>
-        <w:spacing w:after="0" w:line="285" w:lineRule="atLeast"/>
-        <w:rPr>
-          <w:rFonts w:ascii="Consolas" w:eastAsia="Times New Roman" w:hAnsi="Consolas" w:cs="Times New Roman"/>
-          <w:color w:val="CCCCCC"/>
-          <w:kern w:val="0"/>
-          <w:sz w:val="21"/>
-          <w:szCs w:val="21"/>
-          <w:lang w:eastAsia="ru-RU"/>
-          <w14:ligatures w14:val="none"/>
-        </w:rPr>
-      </w:pPr>
-    </w:p>
-    <w:p>
-      <w:pPr>
-        <w:pStyle w:val="a3"/>
-        <w:numPr>
-          <w:ilvl w:val="0"/>
-          <w:numId w:val="1"/>
-        </w:numPr>
-        <w:shd w:val="clear" w:color="auto" w:fill="1F1F1F"/>
-        <w:spacing w:after="0" w:line="285" w:lineRule="atLeast"/>
-        <w:rPr>
-          <w:rFonts w:ascii="Consolas" w:eastAsia="Times New Roman" w:hAnsi="Consolas" w:cs="Times New Roman"/>
-          <w:color w:val="CCCCCC"/>
-          <w:kern w:val="0"/>
-          <w:sz w:val="21"/>
-          <w:szCs w:val="21"/>
-          <w:lang w:eastAsia="ru-RU"/>
-          <w14:ligatures w14:val="none"/>
-        </w:rPr>
-      </w:pPr>
-      <w:r>
-        <w:rPr>
-          <w:rFonts w:ascii="Consolas" w:eastAsia="Times New Roman" w:hAnsi="Consolas" w:cs="Times New Roman"/>
-          <w:color w:val="CCCCCC"/>
-          <w:kern w:val="0"/>
-          <w:sz w:val="21"/>
-          <w:szCs w:val="21"/>
-          <w:lang w:eastAsia="ru-RU"/>
-          <w14:ligatures w14:val="none"/>
-        </w:rPr>
-        <w:t>d = a1</w:t>
-      </w:r>
-      <w:r>
-        <w:rPr>
-          <w:rFonts w:ascii="Consolas" w:eastAsia="Times New Roman" w:hAnsi="Consolas" w:cs="Times New Roman"/>
-          <w:color w:val="D4D4D4"/>
-          <w:kern w:val="0"/>
-          <w:sz w:val="21"/>
-          <w:szCs w:val="21"/>
-          <w:lang w:eastAsia="ru-RU"/>
-          <w14:ligatures w14:val="none"/>
-        </w:rPr>
-        <w:t>*</w:t>
-      </w:r>
-      <w:r>
-        <w:rPr>
-          <w:rFonts w:ascii="Consolas" w:eastAsia="Times New Roman" w:hAnsi="Consolas" w:cs="Times New Roman"/>
-          <w:color w:val="CCCCCC"/>
-          <w:kern w:val="0"/>
-          <w:sz w:val="21"/>
-          <w:szCs w:val="21"/>
-          <w:lang w:eastAsia="ru-RU"/>
-          <w14:ligatures w14:val="none"/>
-        </w:rPr>
-        <w:t xml:space="preserve">b2 </w:t>
-      </w:r>
-      <w:r>
-        <w:rPr>
-          <w:rFonts w:ascii="Consolas" w:eastAsia="Times New Roman" w:hAnsi="Consolas" w:cs="Times New Roman"/>
-          <w:color w:val="D4D4D4"/>
-          <w:kern w:val="0"/>
-          <w:sz w:val="21"/>
-          <w:szCs w:val="21"/>
-          <w:lang w:eastAsia="ru-RU"/>
-          <w14:ligatures w14:val="none"/>
-        </w:rPr>
-        <w:t>-</w:t>
-      </w:r>
-      <w:r>
-        <w:rPr>
-          <w:rFonts w:ascii="Consolas" w:eastAsia="Times New Roman" w:hAnsi="Consolas" w:cs="Times New Roman"/>
-          <w:color w:val="CCCCCC"/>
-          <w:kern w:val="0"/>
-          <w:sz w:val="21"/>
-          <w:szCs w:val="21"/>
-          <w:lang w:eastAsia="ru-RU"/>
-          <w14:ligatures w14:val="none"/>
-        </w:rPr>
-        <w:t xml:space="preserve"> a2</w:t>
-      </w:r>
-      <w:r>
-        <w:rPr>
-          <w:rFonts w:ascii="Consolas" w:eastAsia="Times New Roman" w:hAnsi="Consolas" w:cs="Times New Roman"/>
-          <w:color w:val="D4D4D4"/>
-          <w:kern w:val="0"/>
-          <w:sz w:val="21"/>
-          <w:szCs w:val="21"/>
-          <w:lang w:eastAsia="ru-RU"/>
-          <w14:ligatures w14:val="none"/>
-        </w:rPr>
-        <w:t>*</w:t>
-      </w:r>
-      <w:r>
-        <w:rPr>
-          <w:rFonts w:ascii="Consolas" w:eastAsia="Times New Roman" w:hAnsi="Consolas" w:cs="Times New Roman"/>
-          <w:color w:val="CCCCCC"/>
-          <w:kern w:val="0"/>
-          <w:sz w:val="21"/>
-          <w:szCs w:val="21"/>
-          <w:lang w:eastAsia="ru-RU"/>
-          <w14:ligatures w14:val="none"/>
-        </w:rPr>
-        <w:t>b1</w:t>
-      </w:r>
-    </w:p>
-    <w:p>
-      <w:pPr>
-        <w:pStyle w:val="a3"/>
-        <w:numPr>
-          <w:ilvl w:val="0"/>
-          <w:numId w:val="1"/>
-        </w:numPr>
-        <w:shd w:val="clear" w:color="auto" w:fill="1F1F1F"/>
-        <w:spacing w:after="0" w:line="285" w:lineRule="atLeast"/>
-        <w:rPr>
-          <w:rFonts w:ascii="Consolas" w:eastAsia="Times New Roman" w:hAnsi="Consolas" w:cs="Times New Roman"/>
-          <w:color w:val="CCCCCC"/>
-          <w:kern w:val="0"/>
-          <w:sz w:val="21"/>
-          <w:szCs w:val="21"/>
-          <w:lang w:eastAsia="ru-RU"/>
-          <w14:ligatures w14:val="none"/>
-        </w:rPr>
-      </w:pPr>
-      <w:r>
-        <w:rPr>
-          <w:rFonts w:ascii="Consolas" w:eastAsia="Times New Roman" w:hAnsi="Consolas" w:cs="Times New Roman"/>
-          <w:color w:val="CCCCCC"/>
-          <w:kern w:val="0"/>
-          <w:sz w:val="21"/>
-          <w:szCs w:val="21"/>
-          <w:lang w:eastAsia="ru-RU"/>
-          <w14:ligatures w14:val="none"/>
-        </w:rPr>
-        <w:t>dx = c1</w:t>
-      </w:r>
-      <w:r>
-        <w:rPr>
-          <w:rFonts w:ascii="Consolas" w:eastAsia="Times New Roman" w:hAnsi="Consolas" w:cs="Times New Roman"/>
-          <w:color w:val="D4D4D4"/>
-          <w:kern w:val="0"/>
-          <w:sz w:val="21"/>
-          <w:szCs w:val="21"/>
-          <w:lang w:eastAsia="ru-RU"/>
-          <w14:ligatures w14:val="none"/>
-        </w:rPr>
-        <w:t>*</w:t>
-      </w:r>
-      <w:r>
-        <w:rPr>
-          <w:rFonts w:ascii="Consolas" w:eastAsia="Times New Roman" w:hAnsi="Consolas" w:cs="Times New Roman"/>
-          <w:color w:val="CCCCCC"/>
-          <w:kern w:val="0"/>
-          <w:sz w:val="21"/>
-          <w:szCs w:val="21"/>
-          <w:lang w:eastAsia="ru-RU"/>
-          <w14:ligatures w14:val="none"/>
-        </w:rPr>
-        <w:t xml:space="preserve">b2 </w:t>
-      </w:r>
-      <w:r>
-        <w:rPr>
-          <w:rFonts w:ascii="Consolas" w:eastAsia="Times New Roman" w:hAnsi="Consolas" w:cs="Times New Roman"/>
-          <w:color w:val="D4D4D4"/>
-          <w:kern w:val="0"/>
-          <w:sz w:val="21"/>
-          <w:szCs w:val="21"/>
-          <w:lang w:eastAsia="ru-RU"/>
-          <w14:ligatures w14:val="none"/>
-        </w:rPr>
-        <w:t>-</w:t>
-      </w:r>
-      <w:r>
-        <w:rPr>
-          <w:rFonts w:ascii="Consolas" w:eastAsia="Times New Roman" w:hAnsi="Consolas" w:cs="Times New Roman"/>
-          <w:color w:val="CCCCCC"/>
-          <w:kern w:val="0"/>
-          <w:sz w:val="21"/>
-          <w:szCs w:val="21"/>
-          <w:lang w:eastAsia="ru-RU"/>
-          <w14:ligatures w14:val="none"/>
-        </w:rPr>
-        <w:t xml:space="preserve"> C2</w:t>
-      </w:r>
-      <w:r>
-        <w:rPr>
-          <w:rFonts w:ascii="Consolas" w:eastAsia="Times New Roman" w:hAnsi="Consolas" w:cs="Times New Roman"/>
-          <w:color w:val="D4D4D4"/>
-          <w:kern w:val="0"/>
-          <w:sz w:val="21"/>
-          <w:szCs w:val="21"/>
-          <w:lang w:eastAsia="ru-RU"/>
-          <w14:ligatures w14:val="none"/>
-        </w:rPr>
-        <w:t>*</w:t>
-      </w:r>
-      <w:r>
-        <w:rPr>
-          <w:rFonts w:ascii="Consolas" w:eastAsia="Times New Roman" w:hAnsi="Consolas" w:cs="Times New Roman"/>
-          <w:color w:val="CCCCCC"/>
-          <w:kern w:val="0"/>
-          <w:sz w:val="21"/>
-          <w:szCs w:val="21"/>
-          <w:lang w:eastAsia="ru-RU"/>
-          <w14:ligatures w14:val="none"/>
-        </w:rPr>
-        <w:t>b1</w:t>
-      </w:r>
-    </w:p>
-    <w:p>
-      <w:pPr>
-        <w:pStyle w:val="a3"/>
-        <w:numPr>
-          <w:ilvl w:val="0"/>
-          <w:numId w:val="1"/>
-        </w:numPr>
-        <w:shd w:val="clear" w:color="auto" w:fill="1F1F1F"/>
-        <w:spacing w:after="0" w:line="285" w:lineRule="atLeast"/>
-        <w:rPr>
-          <w:rFonts w:ascii="Consolas" w:eastAsia="Times New Roman" w:hAnsi="Consolas" w:cs="Times New Roman"/>
-          <w:color w:val="CCCCCC"/>
-          <w:kern w:val="0"/>
-          <w:sz w:val="21"/>
-          <w:szCs w:val="21"/>
-          <w:lang w:eastAsia="ru-RU"/>
-          <w14:ligatures w14:val="none"/>
-        </w:rPr>
-      </w:pPr>
-      <w:r>
-        <w:rPr>
-          <w:rFonts w:ascii="Consolas" w:eastAsia="Times New Roman" w:hAnsi="Consolas" w:cs="Times New Roman"/>
-          <w:color w:val="CCCCCC"/>
-          <w:kern w:val="0"/>
-          <w:sz w:val="21"/>
-          <w:szCs w:val="21"/>
-          <w:lang w:eastAsia="ru-RU"/>
-          <w14:ligatures w14:val="none"/>
-        </w:rPr>
-        <w:t>dy = a1</w:t>
-      </w:r>
-      <w:r>
-        <w:rPr>
-          <w:rFonts w:ascii="Consolas" w:eastAsia="Times New Roman" w:hAnsi="Consolas" w:cs="Times New Roman"/>
-          <w:color w:val="D4D4D4"/>
-          <w:kern w:val="0"/>
-          <w:sz w:val="21"/>
-          <w:szCs w:val="21"/>
-          <w:lang w:eastAsia="ru-RU"/>
-          <w14:ligatures w14:val="none"/>
-        </w:rPr>
-        <w:t>*</w:t>
-      </w:r>
-      <w:r>
-        <w:rPr>
-          <w:rFonts w:ascii="Consolas" w:eastAsia="Times New Roman" w:hAnsi="Consolas" w:cs="Times New Roman"/>
-          <w:color w:val="CCCCCC"/>
-          <w:kern w:val="0"/>
-          <w:sz w:val="21"/>
-          <w:szCs w:val="21"/>
-          <w:lang w:eastAsia="ru-RU"/>
-          <w14:ligatures w14:val="none"/>
-        </w:rPr>
-        <w:t xml:space="preserve">c2 </w:t>
-      </w:r>
-      <w:r>
-        <w:rPr>
-          <w:rFonts w:ascii="Consolas" w:eastAsia="Times New Roman" w:hAnsi="Consolas" w:cs="Times New Roman"/>
-          <w:color w:val="D4D4D4"/>
-          <w:kern w:val="0"/>
-          <w:sz w:val="21"/>
-          <w:szCs w:val="21"/>
-          <w:lang w:eastAsia="ru-RU"/>
-          <w14:ligatures w14:val="none"/>
-        </w:rPr>
-        <w:t>-</w:t>
-      </w:r>
-      <w:r>
-        <w:rPr>
-          <w:rFonts w:ascii="Consolas" w:eastAsia="Times New Roman" w:hAnsi="Consolas" w:cs="Times New Roman"/>
-          <w:color w:val="CCCCCC"/>
-          <w:kern w:val="0"/>
-          <w:sz w:val="21"/>
-          <w:szCs w:val="21"/>
-          <w:lang w:eastAsia="ru-RU"/>
-          <w14:ligatures w14:val="none"/>
-        </w:rPr>
-        <w:t xml:space="preserve"> a2</w:t>
-      </w:r>
-      <w:r>
-        <w:rPr>
-          <w:rFonts w:ascii="Consolas" w:eastAsia="Times New Roman" w:hAnsi="Consolas" w:cs="Times New Roman"/>
-          <w:color w:val="D4D4D4"/>
-          <w:kern w:val="0"/>
-          <w:sz w:val="21"/>
-          <w:szCs w:val="21"/>
-          <w:lang w:eastAsia="ru-RU"/>
-          <w14:ligatures w14:val="none"/>
-        </w:rPr>
-        <w:t>*</w:t>
-      </w:r>
-      <w:r>
-        <w:rPr>
-          <w:rFonts w:ascii="Consolas" w:eastAsia="Times New Roman" w:hAnsi="Consolas" w:cs="Times New Roman"/>
-          <w:color w:val="CCCCCC"/>
-          <w:kern w:val="0"/>
-          <w:sz w:val="21"/>
-          <w:szCs w:val="21"/>
-          <w:lang w:eastAsia="ru-RU"/>
-          <w14:ligatures w14:val="none"/>
-        </w:rPr>
-        <w:t>c1</w:t>
-      </w:r>
-    </w:p>
-    <w:p>
-      <w:pPr>
-        <w:pStyle w:val="a3"/>
-        <w:numPr>
-          <w:ilvl w:val="0"/>
-          <w:numId w:val="1"/>
-        </w:numPr>
-        <w:shd w:val="clear" w:color="auto" w:fill="1F1F1F"/>
-        <w:spacing w:after="0" w:line="285" w:lineRule="atLeast"/>
-        <w:rPr>
-          <w:rFonts w:ascii="Consolas" w:eastAsia="Times New Roman" w:hAnsi="Consolas" w:cs="Times New Roman"/>
-          <w:color w:val="CCCCCC"/>
-          <w:kern w:val="0"/>
-          <w:sz w:val="21"/>
-          <w:szCs w:val="21"/>
-          <w:lang w:eastAsia="ru-RU"/>
-          <w14:ligatures w14:val="none"/>
-        </w:rPr>
-      </w:pPr>
-    </w:p>
-    <w:p>
-      <w:pPr>
-        <w:pStyle w:val="a3"/>
-        <w:numPr>
-          <w:ilvl w:val="0"/>
-          <w:numId w:val="1"/>
-        </w:numPr>
-        <w:shd w:val="clear" w:color="auto" w:fill="1F1F1F"/>
-        <w:spacing w:after="0" w:line="285" w:lineRule="atLeast"/>
-        <w:rPr>
-          <w:rFonts w:ascii="Consolas" w:eastAsia="Times New Roman" w:hAnsi="Consolas" w:cs="Times New Roman"/>
-          <w:color w:val="CCCCCC"/>
-          <w:kern w:val="0"/>
-          <w:sz w:val="21"/>
-          <w:szCs w:val="21"/>
-          <w:lang w:eastAsia="ru-RU"/>
-          <w14:ligatures w14:val="none"/>
-        </w:rPr>
-      </w:pPr>
-      <w:r>
-        <w:rPr>
-          <w:rFonts w:ascii="Consolas" w:eastAsia="Times New Roman" w:hAnsi="Consolas" w:cs="Times New Roman"/>
-          <w:color w:val="C586C0"/>
-          <w:kern w:val="0"/>
-          <w:sz w:val="21"/>
-          <w:szCs w:val="21"/>
-          <w:lang w:eastAsia="ru-RU"/>
-          <w14:ligatures w14:val="none"/>
-        </w:rPr>
-        <w:t>if</w:t>
-      </w:r>
-      <w:r>
-        <w:rPr>
-          <w:rFonts w:ascii="Consolas" w:eastAsia="Times New Roman" w:hAnsi="Consolas" w:cs="Times New Roman"/>
-          <w:color w:val="CCCCCC"/>
-          <w:kern w:val="0"/>
-          <w:sz w:val="21"/>
-          <w:szCs w:val="21"/>
-          <w:lang w:eastAsia="ru-RU"/>
-          <w14:ligatures w14:val="none"/>
-        </w:rPr>
-        <w:t xml:space="preserve"> (d </w:t>
-      </w:r>
-      <w:r>
-        <w:rPr>
-          <w:rFonts w:ascii="Consolas" w:eastAsia="Times New Roman" w:hAnsi="Consolas" w:cs="Times New Roman"/>
-          <w:color w:val="D4D4D4"/>
-          <w:kern w:val="0"/>
-          <w:sz w:val="21"/>
-          <w:szCs w:val="21"/>
-          <w:lang w:eastAsia="ru-RU"/>
-          <w14:ligatures w14:val="none"/>
-        </w:rPr>
-        <w:t>!=</w:t>
-      </w:r>
-      <w:r>
-        <w:rPr>
-          <w:rFonts w:ascii="Consolas" w:eastAsia="Times New Roman" w:hAnsi="Consolas" w:cs="Times New Roman"/>
-          <w:color w:val="CCCCCC"/>
-          <w:kern w:val="0"/>
-          <w:sz w:val="21"/>
-          <w:szCs w:val="21"/>
-          <w:lang w:eastAsia="ru-RU"/>
-          <w14:ligatures w14:val="none"/>
-        </w:rPr>
-        <w:t xml:space="preserve"> </w:t>
-      </w:r>
-      <w:r>
-        <w:rPr>
-          <w:rFonts w:ascii="Consolas" w:eastAsia="Times New Roman" w:hAnsi="Consolas" w:cs="Times New Roman"/>
-          <w:color w:val="B5CEA8"/>
-          <w:kern w:val="0"/>
-          <w:sz w:val="21"/>
-          <w:szCs w:val="21"/>
-          <w:lang w:eastAsia="ru-RU"/>
-          <w14:ligatures w14:val="none"/>
-        </w:rPr>
-        <w:t>0</w:t>
-      </w:r>
-      <w:r>
-        <w:rPr>
-          <w:rFonts w:ascii="Consolas" w:eastAsia="Times New Roman" w:hAnsi="Consolas" w:cs="Times New Roman"/>
-          <w:color w:val="CCCCCC"/>
-          <w:kern w:val="0"/>
-          <w:sz w:val="21"/>
-          <w:szCs w:val="21"/>
-          <w:lang w:eastAsia="ru-RU"/>
-          <w14:ligatures w14:val="none"/>
-        </w:rPr>
-        <w:t>):</w:t>
-      </w:r>
-    </w:p>
-    <w:p>
-      <w:pPr>
-        <w:pStyle w:val="a3"/>
-        <w:numPr>
-          <w:ilvl w:val="0"/>
-          <w:numId w:val="1"/>
-        </w:numPr>
-        <w:shd w:val="clear" w:color="auto" w:fill="1F1F1F"/>
-        <w:spacing w:after="0" w:line="285" w:lineRule="atLeast"/>
-        <w:rPr>
-          <w:rFonts w:ascii="Consolas" w:eastAsia="Times New Roman" w:hAnsi="Consolas" w:cs="Times New Roman"/>
-          <w:color w:val="CCCCCC"/>
-          <w:kern w:val="0"/>
-          <w:sz w:val="21"/>
-          <w:szCs w:val="21"/>
-          <w:lang w:eastAsia="ru-RU"/>
-          <w14:ligatures w14:val="none"/>
-        </w:rPr>
-      </w:pPr>
-      <w:r>
-        <w:rPr>
-          <w:rFonts w:ascii="Consolas" w:eastAsia="Times New Roman" w:hAnsi="Consolas" w:cs="Times New Roman"/>
-          <w:color w:val="CCCCCC"/>
-          <w:kern w:val="0"/>
-          <w:sz w:val="21"/>
-          <w:szCs w:val="21"/>
-          <w:lang w:eastAsia="ru-RU"/>
-          <w14:ligatures w14:val="none"/>
-        </w:rPr>
-        <w:t xml:space="preserve">    x = </w:t>
-      </w:r>
-      <w:r>
-        <w:rPr>
-          <w:rFonts w:ascii="Consolas" w:eastAsia="Times New Roman" w:hAnsi="Consolas" w:cs="Times New Roman"/>
-          <w:color w:val="DCDCAA"/>
-          <w:kern w:val="0"/>
-          <w:sz w:val="21"/>
-          <w:szCs w:val="21"/>
-          <w:lang w:eastAsia="ru-RU"/>
-          <w14:ligatures w14:val="none"/>
-        </w:rPr>
-        <w:t>round</w:t>
-      </w:r>
-      <w:r>
-        <w:rPr>
-          <w:rFonts w:ascii="Consolas" w:eastAsia="Times New Roman" w:hAnsi="Consolas" w:cs="Times New Roman"/>
-          <w:color w:val="CCCCCC"/>
-          <w:kern w:val="0"/>
-          <w:sz w:val="21"/>
-          <w:szCs w:val="21"/>
-          <w:lang w:eastAsia="ru-RU"/>
-          <w14:ligatures w14:val="none"/>
-        </w:rPr>
-        <w:t xml:space="preserve">((d </w:t>
-      </w:r>
-      <w:r>
-        <w:rPr>
-          <w:rFonts w:ascii="Consolas" w:eastAsia="Times New Roman" w:hAnsi="Consolas" w:cs="Times New Roman"/>
-          <w:color w:val="D4D4D4"/>
-          <w:kern w:val="0"/>
-          <w:sz w:val="21"/>
-          <w:szCs w:val="21"/>
-          <w:lang w:eastAsia="ru-RU"/>
-          <w14:ligatures w14:val="none"/>
-        </w:rPr>
-        <w:t>/</w:t>
-      </w:r>
-      <w:r>
-        <w:rPr>
-          <w:rFonts w:ascii="Consolas" w:eastAsia="Times New Roman" w:hAnsi="Consolas" w:cs="Times New Roman"/>
-          <w:color w:val="CCCCCC"/>
-          <w:kern w:val="0"/>
-          <w:sz w:val="21"/>
-          <w:szCs w:val="21"/>
-          <w:lang w:eastAsia="ru-RU"/>
-          <w14:ligatures w14:val="none"/>
-        </w:rPr>
-        <w:t xml:space="preserve"> dx), </w:t>
-      </w:r>
-      <w:r>
-        <w:rPr>
-          <w:rFonts w:ascii="Consolas" w:eastAsia="Times New Roman" w:hAnsi="Consolas" w:cs="Times New Roman"/>
-          <w:color w:val="B5CEA8"/>
-          <w:kern w:val="0"/>
-          <w:sz w:val="21"/>
-          <w:szCs w:val="21"/>
-          <w:lang w:eastAsia="ru-RU"/>
-          <w14:ligatures w14:val="none"/>
-        </w:rPr>
-        <w:t>4</w:t>
-      </w:r>
-      <w:r>
-        <w:rPr>
-          <w:rFonts w:ascii="Consolas" w:eastAsia="Times New Roman" w:hAnsi="Consolas" w:cs="Times New Roman"/>
-          <w:color w:val="CCCCCC"/>
-          <w:kern w:val="0"/>
-          <w:sz w:val="21"/>
-          <w:szCs w:val="21"/>
-          <w:lang w:eastAsia="ru-RU"/>
-          <w14:ligatures w14:val="none"/>
-        </w:rPr>
-        <w:t>)</w:t>
-      </w:r>
-    </w:p>
-    <w:p>
-      <w:pPr>
-        <w:pStyle w:val="a3"/>
-        <w:numPr>
-          <w:ilvl w:val="0"/>
-          <w:numId w:val="1"/>
-        </w:numPr>
-        <w:shd w:val="clear" w:color="auto" w:fill="1F1F1F"/>
-        <w:spacing w:after="0" w:line="285" w:lineRule="atLeast"/>
-        <w:rPr>
-          <w:rFonts w:ascii="Consolas" w:eastAsia="Times New Roman" w:hAnsi="Consolas" w:cs="Times New Roman"/>
-          <w:color w:val="CCCCCC"/>
-          <w:kern w:val="0"/>
-          <w:sz w:val="21"/>
-          <w:szCs w:val="21"/>
-          <w:lang w:eastAsia="ru-RU"/>
-          <w14:ligatures w14:val="none"/>
-        </w:rPr>
-      </w:pPr>
-      <w:r>
-        <w:rPr>
-          <w:rFonts w:ascii="Consolas" w:eastAsia="Times New Roman" w:hAnsi="Consolas" w:cs="Times New Roman"/>
-          <w:color w:val="CCCCCC"/>
-          <w:kern w:val="0"/>
-          <w:sz w:val="21"/>
-          <w:szCs w:val="21"/>
-          <w:lang w:eastAsia="ru-RU"/>
-          <w14:ligatures w14:val="none"/>
-        </w:rPr>
-        <w:t xml:space="preserve">    y = </w:t>
-      </w:r>
-      <w:r>
-        <w:rPr>
-          <w:rFonts w:ascii="Consolas" w:eastAsia="Times New Roman" w:hAnsi="Consolas" w:cs="Times New Roman"/>
-          <w:color w:val="DCDCAA"/>
-          <w:kern w:val="0"/>
-          <w:sz w:val="21"/>
-          <w:szCs w:val="21"/>
-          <w:lang w:eastAsia="ru-RU"/>
-          <w14:ligatures w14:val="none"/>
-        </w:rPr>
-        <w:t>round</w:t>
-      </w:r>
-      <w:r>
-        <w:rPr>
-          <w:rFonts w:ascii="Consolas" w:eastAsia="Times New Roman" w:hAnsi="Consolas" w:cs="Times New Roman"/>
-          <w:color w:val="CCCCCC"/>
-          <w:kern w:val="0"/>
-          <w:sz w:val="21"/>
-          <w:szCs w:val="21"/>
-          <w:lang w:eastAsia="ru-RU"/>
-          <w14:ligatures w14:val="none"/>
-        </w:rPr>
-        <w:t xml:space="preserve">((d </w:t>
-      </w:r>
-      <w:r>
-        <w:rPr>
-          <w:rFonts w:ascii="Consolas" w:eastAsia="Times New Roman" w:hAnsi="Consolas" w:cs="Times New Roman"/>
-          <w:color w:val="D4D4D4"/>
-          <w:kern w:val="0"/>
-          <w:sz w:val="21"/>
-          <w:szCs w:val="21"/>
-          <w:lang w:eastAsia="ru-RU"/>
-          <w14:ligatures w14:val="none"/>
-        </w:rPr>
-        <w:t>/</w:t>
-      </w:r>
-      <w:r>
-        <w:rPr>
-          <w:rFonts w:ascii="Consolas" w:eastAsia="Times New Roman" w:hAnsi="Consolas" w:cs="Times New Roman"/>
-          <w:color w:val="CCCCCC"/>
-          <w:kern w:val="0"/>
-          <w:sz w:val="21"/>
-          <w:szCs w:val="21"/>
-          <w:lang w:eastAsia="ru-RU"/>
-          <w14:ligatures w14:val="none"/>
-        </w:rPr>
-        <w:t xml:space="preserve"> dy), </w:t>
-      </w:r>
-      <w:r>
-        <w:rPr>
-          <w:rFonts w:ascii="Consolas" w:eastAsia="Times New Roman" w:hAnsi="Consolas" w:cs="Times New Roman"/>
-          <w:color w:val="B5CEA8"/>
-          <w:kern w:val="0"/>
-          <w:sz w:val="21"/>
-          <w:szCs w:val="21"/>
-          <w:lang w:eastAsia="ru-RU"/>
-          <w14:ligatures w14:val="none"/>
-        </w:rPr>
-        <w:t>4</w:t>
-      </w:r>
-      <w:r>
-        <w:rPr>
-          <w:rFonts w:ascii="Consolas" w:eastAsia="Times New Roman" w:hAnsi="Consolas" w:cs="Times New Roman"/>
-          <w:color w:val="CCCCCC"/>
-          <w:kern w:val="0"/>
-          <w:sz w:val="21"/>
-          <w:szCs w:val="21"/>
-          <w:lang w:eastAsia="ru-RU"/>
-          <w14:ligatures w14:val="none"/>
-        </w:rPr>
-        <w:t>)</w:t>
-      </w:r>
-    </w:p>
-    <w:p>
-      <w:pPr>
-        <w:pStyle w:val="a3"/>
-        <w:numPr>
-          <w:ilvl w:val="0"/>
-          <w:numId w:val="1"/>
-        </w:numPr>
-        <w:shd w:val="clear" w:color="auto" w:fill="1F1F1F"/>
-        <w:spacing w:after="0" w:line="285" w:lineRule="atLeast"/>
-        <w:rPr>
-          <w:rFonts w:ascii="Consolas" w:eastAsia="Times New Roman" w:hAnsi="Consolas" w:cs="Times New Roman"/>
-          <w:color w:val="CCCCCC"/>
-          <w:kern w:val="0"/>
-          <w:sz w:val="21"/>
-          <w:szCs w:val="21"/>
-          <w:lang w:eastAsia="ru-RU"/>
-          <w14:ligatures w14:val="none"/>
-        </w:rPr>
-      </w:pPr>
-      <w:r>
-        <w:rPr>
-          <w:rFonts w:ascii="Consolas" w:eastAsia="Times New Roman" w:hAnsi="Consolas" w:cs="Times New Roman"/>
-          <w:color w:val="C586C0"/>
-          <w:kern w:val="0"/>
-          <w:sz w:val="21"/>
-          <w:szCs w:val="21"/>
-          <w:lang w:eastAsia="ru-RU"/>
-          <w14:ligatures w14:val="none"/>
-        </w:rPr>
-        <w:t>else</w:t>
-      </w:r>
-      <w:r>
-        <w:rPr>
-          <w:rFonts w:ascii="Consolas" w:eastAsia="Times New Roman" w:hAnsi="Consolas" w:cs="Times New Roman"/>
-          <w:color w:val="CCCCCC"/>
-          <w:kern w:val="0"/>
-          <w:sz w:val="21"/>
-          <w:szCs w:val="21"/>
-          <w:lang w:eastAsia="ru-RU"/>
-          <w14:ligatures w14:val="none"/>
-        </w:rPr>
-        <w:t>:</w:t>
-      </w:r>
-    </w:p>
-    <w:p>
-      <w:pPr>
-        <w:pStyle w:val="a3"/>
-        <w:numPr>
-          <w:ilvl w:val="0"/>
-          <w:numId w:val="1"/>
-        </w:numPr>
-        <w:shd w:val="clear" w:color="auto" w:fill="1F1F1F"/>
-        <w:spacing w:after="0" w:line="285" w:lineRule="atLeast"/>
-        <w:rPr>
-          <w:rFonts w:ascii="Consolas" w:eastAsia="Times New Roman" w:hAnsi="Consolas" w:cs="Times New Roman"/>
-          <w:color w:val="CCCCCC"/>
-          <w:kern w:val="0"/>
-          <w:sz w:val="21"/>
-          <w:szCs w:val="21"/>
-          <w:lang w:eastAsia="ru-RU"/>
-          <w14:ligatures w14:val="none"/>
-        </w:rPr>
-      </w:pPr>
-      <w:r>
-        <w:rPr>
-          <w:rFonts w:ascii="Consolas" w:eastAsia="Times New Roman" w:hAnsi="Consolas" w:cs="Times New Roman"/>
-          <w:color w:val="CCCCCC"/>
-          <w:kern w:val="0"/>
-          <w:sz w:val="21"/>
-          <w:szCs w:val="21"/>
-          <w:lang w:eastAsia="ru-RU"/>
-          <w14:ligatures w14:val="none"/>
-        </w:rPr>
-        <w:t xml:space="preserve">    </w:t>
-      </w:r>
-      <w:r>
-        <w:rPr>
-          <w:rFonts w:ascii="Consolas" w:eastAsia="Times New Roman" w:hAnsi="Consolas" w:cs="Times New Roman"/>
-          <w:color w:val="C586C0"/>
-          <w:kern w:val="0"/>
-          <w:sz w:val="21"/>
-          <w:szCs w:val="21"/>
-          <w:lang w:eastAsia="ru-RU"/>
-          <w14:ligatures w14:val="none"/>
-        </w:rPr>
-        <w:t>if</w:t>
-      </w:r>
-      <w:r>
-        <w:rPr>
-          <w:rFonts w:ascii="Consolas" w:eastAsia="Times New Roman" w:hAnsi="Consolas" w:cs="Times New Roman"/>
-          <w:color w:val="CCCCCC"/>
-          <w:kern w:val="0"/>
-          <w:sz w:val="21"/>
-          <w:szCs w:val="21"/>
-          <w:lang w:eastAsia="ru-RU"/>
-          <w14:ligatures w14:val="none"/>
-        </w:rPr>
-        <w:t xml:space="preserve"> (dx </w:t>
-      </w:r>
-      <w:r>
-        <w:rPr>
-          <w:rFonts w:ascii="Consolas" w:eastAsia="Times New Roman" w:hAnsi="Consolas" w:cs="Times New Roman"/>
-          <w:color w:val="D4D4D4"/>
-          <w:kern w:val="0"/>
-          <w:sz w:val="21"/>
-          <w:szCs w:val="21"/>
-          <w:lang w:eastAsia="ru-RU"/>
-          <w14:ligatures w14:val="none"/>
-        </w:rPr>
-        <w:t>==</w:t>
-      </w:r>
-      <w:r>
-        <w:rPr>
-          <w:rFonts w:ascii="Consolas" w:eastAsia="Times New Roman" w:hAnsi="Consolas" w:cs="Times New Roman"/>
-          <w:color w:val="CCCCCC"/>
-          <w:kern w:val="0"/>
-          <w:sz w:val="21"/>
-          <w:szCs w:val="21"/>
-          <w:lang w:eastAsia="ru-RU"/>
-          <w14:ligatures w14:val="none"/>
-        </w:rPr>
-        <w:t xml:space="preserve"> </w:t>
-      </w:r>
-      <w:r>
-        <w:rPr>
-          <w:rFonts w:ascii="Consolas" w:eastAsia="Times New Roman" w:hAnsi="Consolas" w:cs="Times New Roman"/>
-          <w:color w:val="B5CEA8"/>
-          <w:kern w:val="0"/>
-          <w:sz w:val="21"/>
-          <w:szCs w:val="21"/>
-          <w:lang w:eastAsia="ru-RU"/>
-          <w14:ligatures w14:val="none"/>
-        </w:rPr>
-        <w:t>0</w:t>
-      </w:r>
-      <w:r>
-        <w:rPr>
-          <w:rFonts w:ascii="Consolas" w:eastAsia="Times New Roman" w:hAnsi="Consolas" w:cs="Times New Roman"/>
-          <w:color w:val="CCCCCC"/>
-          <w:kern w:val="0"/>
-          <w:sz w:val="21"/>
-          <w:szCs w:val="21"/>
-          <w:lang w:eastAsia="ru-RU"/>
-          <w14:ligatures w14:val="none"/>
-        </w:rPr>
-        <w:t xml:space="preserve"> </w:t>
-      </w:r>
-      <w:r>
-        <w:rPr>
-          <w:rFonts w:ascii="Consolas" w:eastAsia="Times New Roman" w:hAnsi="Consolas" w:cs="Times New Roman"/>
-          <w:color w:val="569CD6"/>
-          <w:kern w:val="0"/>
-          <w:sz w:val="21"/>
-          <w:szCs w:val="21"/>
-          <w:lang w:eastAsia="ru-RU"/>
-          <w14:ligatures w14:val="none"/>
-        </w:rPr>
-        <w:t>and</w:t>
-      </w:r>
-      <w:r>
-        <w:rPr>
-          <w:rFonts w:ascii="Consolas" w:eastAsia="Times New Roman" w:hAnsi="Consolas" w:cs="Times New Roman"/>
-          <w:color w:val="CCCCCC"/>
-          <w:kern w:val="0"/>
-          <w:sz w:val="21"/>
-          <w:szCs w:val="21"/>
-          <w:lang w:eastAsia="ru-RU"/>
-          <w14:ligatures w14:val="none"/>
-        </w:rPr>
-        <w:t xml:space="preserve"> dy </w:t>
-      </w:r>
-      <w:r>
-        <w:rPr>
-          <w:rFonts w:ascii="Consolas" w:eastAsia="Times New Roman" w:hAnsi="Consolas" w:cs="Times New Roman"/>
-          <w:color w:val="D4D4D4"/>
-          <w:kern w:val="0"/>
-          <w:sz w:val="21"/>
-          <w:szCs w:val="21"/>
-          <w:lang w:eastAsia="ru-RU"/>
-          <w14:ligatures w14:val="none"/>
-        </w:rPr>
-        <w:t>==</w:t>
-      </w:r>
-      <w:r>
-        <w:rPr>
-          <w:rFonts w:ascii="Consolas" w:eastAsia="Times New Roman" w:hAnsi="Consolas" w:cs="Times New Roman"/>
-          <w:color w:val="CCCCCC"/>
-          <w:kern w:val="0"/>
-          <w:sz w:val="21"/>
-          <w:szCs w:val="21"/>
-          <w:lang w:eastAsia="ru-RU"/>
-          <w14:ligatures w14:val="none"/>
-        </w:rPr>
-        <w:t xml:space="preserve"> </w:t>
-      </w:r>
-      <w:r>
-        <w:rPr>
-          <w:rFonts w:ascii="Consolas" w:eastAsia="Times New Roman" w:hAnsi="Consolas" w:cs="Times New Roman"/>
-          <w:color w:val="B5CEA8"/>
-          <w:kern w:val="0"/>
-          <w:sz w:val="21"/>
-          <w:szCs w:val="21"/>
-          <w:lang w:eastAsia="ru-RU"/>
-          <w14:ligatures w14:val="none"/>
-        </w:rPr>
-        <w:t>0</w:t>
-      </w:r>
-      <w:r>
-        <w:rPr>
-          <w:rFonts w:ascii="Consolas" w:eastAsia="Times New Roman" w:hAnsi="Consolas" w:cs="Times New Roman"/>
-          <w:color w:val="CCCCCC"/>
-          <w:kern w:val="0"/>
-          <w:sz w:val="21"/>
-          <w:szCs w:val="21"/>
-          <w:lang w:eastAsia="ru-RU"/>
-          <w14:ligatures w14:val="none"/>
-        </w:rPr>
-        <w:t>):</w:t>
-      </w:r>
-    </w:p>
-    <w:p>
-      <w:pPr>
-        <w:pStyle w:val="a3"/>
-        <w:numPr>
-          <w:ilvl w:val="0"/>
-          <w:numId w:val="1"/>
-        </w:numPr>
-        <w:shd w:val="clear" w:color="auto" w:fill="1F1F1F"/>
-        <w:spacing w:after="0" w:line="285" w:lineRule="atLeast"/>
-        <w:rPr>
-          <w:rFonts w:ascii="Consolas" w:eastAsia="Times New Roman" w:hAnsi="Consolas" w:cs="Times New Roman"/>
-          <w:color w:val="CCCCCC"/>
-          <w:kern w:val="0"/>
-          <w:sz w:val="21"/>
-          <w:szCs w:val="21"/>
-          <w:lang w:eastAsia="ru-RU"/>
-          <w14:ligatures w14:val="none"/>
-        </w:rPr>
-      </w:pPr>
-      <w:r>
-        <w:rPr>
-          <w:rFonts w:ascii="Consolas" w:eastAsia="Times New Roman" w:hAnsi="Consolas" w:cs="Times New Roman"/>
-          <w:color w:val="CCCCCC"/>
-          <w:kern w:val="0"/>
-          <w:sz w:val="21"/>
-          <w:szCs w:val="21"/>
-          <w:lang w:eastAsia="ru-RU"/>
-          <w14:ligatures w14:val="none"/>
-        </w:rPr>
-        <w:t xml:space="preserve">        </w:t>
-      </w:r>
-    </w:p>
-    <w:p>
-      <w:pPr>
-        <w:pStyle w:val="a3"/>
-        <w:numPr>
-          <w:ilvl w:val="0"/>
-          <w:numId w:val="1"/>
-        </w:numPr>
-        <w:shd w:val="clear" w:color="auto" w:fill="1F1F1F"/>
-        <w:spacing w:after="0" w:line="285" w:lineRule="atLeast"/>
-        <w:rPr>
-          <w:rFonts w:ascii="Consolas" w:eastAsia="Times New Roman" w:hAnsi="Consolas" w:cs="Times New Roman"/>
-          <w:color w:val="CCCCCC"/>
-          <w:kern w:val="0"/>
-          <w:sz w:val="21"/>
-          <w:szCs w:val="21"/>
-          <w:lang w:eastAsia="ru-RU"/>
-          <w14:ligatures w14:val="none"/>
-        </w:rPr>
-      </w:pPr>
-    </w:p>
-    <w:p>
-      <w:pPr>
-        <w:ind w:left="851"/>
+        <w:tabs>
+          <w:tab w:val="left" w:pos="993"/>
+        </w:tabs>
+        <w:spacing w:line="360" w:lineRule="auto"/>
+        <w:ind w:firstLine="709"/>
         <w:jc w:val="both"/>
         <w:rPr>
           <w:rFonts w:ascii="Times New Roman" w:hAnsi="Times New Roman" w:cs="Times New Roman"/>
@@ -2063,8 +916,10 @@
         </w:numPr>
         <w:tabs>
           <w:tab w:val="clear" w:pos="1440"/>
-        </w:tabs>
-        <w:ind w:left="0" w:firstLine="851"/>
+          <w:tab w:val="left" w:pos="993"/>
+        </w:tabs>
+        <w:spacing w:line="360" w:lineRule="auto"/>
+        <w:ind w:left="0" w:firstLine="709"/>
         <w:jc w:val="both"/>
         <w:rPr>
           <w:rFonts w:ascii="Times New Roman" w:hAnsi="Times New Roman" w:cs="Times New Roman"/>
@@ -2082,12 +937,22 @@
       </w:r>
     </w:p>
     <w:p>
-      <w:r>
+      <w:pPr>
+        <w:tabs>
+          <w:tab w:val="left" w:pos="993"/>
+        </w:tabs>
+        <w:spacing w:line="360" w:lineRule="auto"/>
+        <w:jc w:val="center"/>
+      </w:pPr>
+      <w:r>
+        <w:rPr>
+          <w:noProof/>
+        </w:rPr>
         <w:lastRenderedPageBreak/>
         <w:drawing>
-          <wp:inline distT="0" distB="0" distL="0" distR="0" wp14:anchorId="2355D712" wp14:editId="2F28A009">
-            <wp:extent cx="3324689" cy="4220164"/>
-            <wp:effectExtent l="0" t="0" r="9525" b="9525"/>
+          <wp:inline distT="0" distB="0" distL="0" distR="0" wp14:anchorId="2355D712" wp14:editId="109A42DE">
+            <wp:extent cx="3072765" cy="3900387"/>
+            <wp:effectExtent l="0" t="0" r="0" b="5080"/>
             <wp:docPr id="1596841385" name="Рисунок 1"/>
             <wp:cNvGraphicFramePr>
               <a:graphicFrameLocks xmlns:a="http://schemas.openxmlformats.org/drawingml/2006/main" noChangeAspect="1"/>
@@ -2108,7 +973,7 @@
                   <pic:spPr>
                     <a:xfrm>
                       <a:off x="0" y="0"/>
-                      <a:ext cx="3324689" cy="4220164"/>
+                      <a:ext cx="3074811" cy="3902984"/>
                     </a:xfrm>
                     <a:prstGeom prst="rect">
                       <a:avLst/>
